--- a/LaporanProject.docx
+++ b/LaporanProject.docx
@@ -1,6 +1,6 @@
 
 <file path=word/document.xml><?xml version="1.0" encoding="utf-8"?>
-<w:document xmlns:wpc="http://schemas.microsoft.com/office/word/2010/wordprocessingCanvas" xmlns:cx="http://schemas.microsoft.com/office/drawing/2014/chartex" xmlns:cx1="http://schemas.microsoft.com/office/drawing/2015/9/8/chartex" xmlns:cx2="http://schemas.microsoft.com/office/drawing/2015/10/21/chartex" xmlns:cx3="http://schemas.microsoft.com/office/drawing/2016/5/9/chartex" xmlns:cx4="http://schemas.microsoft.com/office/drawing/2016/5/10/chartex" xmlns:cx5="http://schemas.microsoft.com/office/drawing/2016/5/11/chartex" xmlns:cx6="http://schemas.microsoft.com/office/drawing/2016/5/12/chartex" xmlns:cx7="http://schemas.microsoft.com/office/drawing/2016/5/13/chartex" xmlns:cx8="http://schemas.microsoft.com/office/drawing/2016/5/14/chartex" xmlns:mc="http://schemas.openxmlformats.org/markup-compatibility/2006" xmlns:aink="http://schemas.microsoft.com/office/drawing/2016/ink" xmlns:am3d="http://schemas.microsoft.com/office/drawing/2017/model3d" xmlns:o="urn:schemas-microsoft-com:office:office" xmlns:r="http://schemas.openxmlformats.org/officeDocument/2006/relationships" xmlns:m="http://schemas.openxmlformats.org/officeDocument/2006/math" xmlns:v="urn:schemas-microsoft-com:vml" xmlns:wp14="http://schemas.microsoft.com/office/word/2010/wordprocessingDrawing" xmlns:wp="http://schemas.openxmlformats.org/drawingml/2006/wordprocessingDrawing" xmlns:w10="urn:schemas-microsoft-com:office:word" xmlns:w="http://schemas.openxmlformats.org/wordprocessingml/2006/main" xmlns:w14="http://schemas.microsoft.com/office/word/2010/wordml" xmlns:w15="http://schemas.microsoft.com/office/word/2012/wordml" xmlns:w16cex="http://schemas.microsoft.com/office/word/2018/wordml/cex" xmlns:w16cid="http://schemas.microsoft.com/office/word/2016/wordml/cid" xmlns:w16="http://schemas.microsoft.com/office/word/2018/wordml" xmlns:w16sdtdh="http://schemas.microsoft.com/office/word/2020/wordml/sdtdatahash" xmlns:w16se="http://schemas.microsoft.com/office/word/2015/wordml/symex" xmlns:wpg="http://schemas.microsoft.com/office/word/2010/wordprocessingGroup" xmlns:wpi="http://schemas.microsoft.com/office/word/2010/wordprocessingInk" xmlns:wne="http://schemas.microsoft.com/office/word/2006/wordml" xmlns:wps="http://schemas.microsoft.com/office/word/2010/wordprocessingShape" mc:Ignorable="w14 w15 w16se w16cid w16 w16cex w16sdtdh wp14">
+<w:document xmlns:wpc="http://schemas.microsoft.com/office/word/2010/wordprocessingCanvas" xmlns:cx="http://schemas.microsoft.com/office/drawing/2014/chartex" xmlns:cx1="http://schemas.microsoft.com/office/drawing/2015/9/8/chartex" xmlns:cx2="http://schemas.microsoft.com/office/drawing/2015/10/21/chartex" xmlns:cx3="http://schemas.microsoft.com/office/drawing/2016/5/9/chartex" xmlns:cx4="http://schemas.microsoft.com/office/drawing/2016/5/10/chartex" xmlns:cx5="http://schemas.microsoft.com/office/drawing/2016/5/11/chartex" xmlns:cx6="http://schemas.microsoft.com/office/drawing/2016/5/12/chartex" xmlns:cx7="http://schemas.microsoft.com/office/drawing/2016/5/13/chartex" xmlns:cx8="http://schemas.microsoft.com/office/drawing/2016/5/14/chartex" xmlns:mc="http://schemas.openxmlformats.org/markup-compatibility/2006" xmlns:aink="http://schemas.microsoft.com/office/drawing/2016/ink" xmlns:am3d="http://schemas.microsoft.com/office/drawing/2017/model3d" xmlns:o="urn:schemas-microsoft-com:office:office" xmlns:oel="http://schemas.microsoft.com/office/2019/extlst" xmlns:r="http://schemas.openxmlformats.org/officeDocument/2006/relationships" xmlns:m="http://schemas.openxmlformats.org/officeDocument/2006/math" xmlns:v="urn:schemas-microsoft-com:vml" xmlns:wp14="http://schemas.microsoft.com/office/word/2010/wordprocessingDrawing" xmlns:wp="http://schemas.openxmlformats.org/drawingml/2006/wordprocessingDrawing" xmlns:w10="urn:schemas-microsoft-com:office:word" xmlns:w="http://schemas.openxmlformats.org/wordprocessingml/2006/main" xmlns:w14="http://schemas.microsoft.com/office/word/2010/wordml" xmlns:w15="http://schemas.microsoft.com/office/word/2012/wordml" xmlns:w16cex="http://schemas.microsoft.com/office/word/2018/wordml/cex" xmlns:w16cid="http://schemas.microsoft.com/office/word/2016/wordml/cid" xmlns:w16="http://schemas.microsoft.com/office/word/2018/wordml" xmlns:w16du="http://schemas.microsoft.com/office/word/2023/wordml/word16du" xmlns:w16sdtdh="http://schemas.microsoft.com/office/word/2020/wordml/sdtdatahash" xmlns:w16sdtfl="http://schemas.microsoft.com/office/word/2024/wordml/sdtformatlock" xmlns:w16se="http://schemas.microsoft.com/office/word/2015/wordml/symex" xmlns:wpg="http://schemas.microsoft.com/office/word/2010/wordprocessingGroup" xmlns:wpi="http://schemas.microsoft.com/office/word/2010/wordprocessingInk" xmlns:wne="http://schemas.microsoft.com/office/word/2006/wordml" xmlns:wps="http://schemas.microsoft.com/office/word/2010/wordprocessingShape" mc:Ignorable="w14 w15 w16se w16cid w16 w16cex w16sdtdh w16sdtfl w16du wp14">
   <w:body>
     <w:p>
       <w:pPr>
@@ -10,11 +10,23 @@
           <w:numId w:val="0"/>
         </w:numPr>
       </w:pPr>
-      <w:bookmarkStart w:id="0" w:name="_Toc215530909"/>
-      <w:r>
-        <w:t>JUDUL</w:t>
-      </w:r>
-      <w:bookmarkEnd w:id="0"/>
+      <w:r>
+        <w:rPr>
+          <w:sz w:val="32"/>
+          <w:szCs w:val="36"/>
+        </w:rPr>
+        <w:t xml:space="preserve">SISTEM PENILAIAN </w:t>
+      </w:r>
+      <w:r>
+        <w:rPr>
+          <w:sz w:val="32"/>
+          <w:szCs w:val="36"/>
+        </w:rPr>
+        <w:t xml:space="preserve">KARYAWAN BERBASIS </w:t>
+      </w:r>
+      <w:r>
+        <w:t>VB.NET</w:t>
+      </w:r>
     </w:p>
     <w:p>
       <w:pPr>
@@ -178,95 +190,49 @@
           <w:lang w:val="en-US"/>
         </w:rPr>
       </w:pPr>
-      <w:proofErr w:type="spellStart"/>
       <w:r>
         <w:rPr>
           <w:b/>
           <w:bCs/>
           <w:lang w:val="en-US"/>
         </w:rPr>
-        <w:t>Achmad</w:t>
-      </w:r>
-      <w:proofErr w:type="spellEnd"/>
+        <w:t xml:space="preserve">Achmad </w:t>
+      </w:r>
+      <w:proofErr w:type="spellStart"/>
       <w:r>
         <w:rPr>
           <w:b/>
           <w:bCs/>
           <w:lang w:val="en-US"/>
         </w:rPr>
-        <w:t xml:space="preserve"> </w:t>
-      </w:r>
-      <w:proofErr w:type="spellStart"/>
+        <w:t>Sopyan</w:t>
+      </w:r>
+      <w:proofErr w:type="spellEnd"/>
       <w:r>
         <w:rPr>
           <w:b/>
           <w:bCs/>
           <w:lang w:val="en-US"/>
         </w:rPr>
-        <w:t>Sopyan</w:t>
-      </w:r>
-      <w:proofErr w:type="spellEnd"/>
-      <w:r>
+        <w:t xml:space="preserve"> (1124160235)</w:t>
+      </w:r>
+    </w:p>
+    <w:p>
+      <w:pPr>
+        <w:jc w:val="center"/>
         <w:rPr>
           <w:b/>
           <w:bCs/>
           <w:lang w:val="en-US"/>
         </w:rPr>
-        <w:t xml:space="preserve"> (1124160235)</w:t>
-      </w:r>
-    </w:p>
-    <w:p>
-      <w:pPr>
-        <w:jc w:val="center"/>
+      </w:pPr>
+      <w:r>
         <w:rPr>
           <w:b/>
           <w:bCs/>
           <w:lang w:val="en-US"/>
         </w:rPr>
-      </w:pPr>
-      <w:r>
-        <w:rPr>
-          <w:b/>
-          <w:bCs/>
-          <w:lang w:val="en-US"/>
-        </w:rPr>
-        <w:t xml:space="preserve">Nur </w:t>
-      </w:r>
-      <w:proofErr w:type="spellStart"/>
-      <w:r>
-        <w:rPr>
-          <w:b/>
-          <w:bCs/>
-          <w:lang w:val="en-US"/>
-        </w:rPr>
-        <w:t>Azis</w:t>
-      </w:r>
-      <w:proofErr w:type="spellEnd"/>
-      <w:r>
-        <w:rPr>
-          <w:b/>
-          <w:bCs/>
-          <w:lang w:val="en-US"/>
-        </w:rPr>
-        <w:t xml:space="preserve"> </w:t>
-      </w:r>
-      <w:proofErr w:type="spellStart"/>
-      <w:r>
-        <w:rPr>
-          <w:b/>
-          <w:bCs/>
-          <w:lang w:val="en-US"/>
-        </w:rPr>
-        <w:t>Gymnastiar</w:t>
-      </w:r>
-      <w:proofErr w:type="spellEnd"/>
-      <w:r>
-        <w:rPr>
-          <w:b/>
-          <w:bCs/>
-          <w:lang w:val="en-US"/>
-        </w:rPr>
-        <w:t xml:space="preserve"> (1124160235)</w:t>
+        <w:t>Nur Azis Gymnastiar (1124160235)</w:t>
       </w:r>
     </w:p>
     <w:p>
@@ -410,11 +376,12 @@
           <w:numId w:val="0"/>
         </w:numPr>
       </w:pPr>
-      <w:bookmarkStart w:id="1" w:name="_Toc215530910"/>
-      <w:r>
+      <w:bookmarkStart w:id="0" w:name="_Toc215530910"/>
+      <w:r>
+        <w:lastRenderedPageBreak/>
         <w:t>KATA PENGANTAR</w:t>
       </w:r>
-      <w:bookmarkEnd w:id="1"/>
+      <w:bookmarkEnd w:id="0"/>
     </w:p>
     <w:p>
       <w:pPr>
@@ -679,7 +646,6 @@
                 <w:lang w:val="en-US"/>
               </w:rPr>
             </w:pPr>
-            <w:proofErr w:type="spellStart"/>
             <w:r>
               <w:rPr>
                 <w:rFonts w:cs="Times New Roman"/>
@@ -687,9 +653,9 @@
                 <w:szCs w:val="24"/>
                 <w:lang w:val="en-US"/>
               </w:rPr>
-              <w:t>Azis</w:t>
-            </w:r>
-            <w:proofErr w:type="spellEnd"/>
+              <w:t xml:space="preserve">Azis </w:t>
+            </w:r>
+            <w:proofErr w:type="spellStart"/>
             <w:r>
               <w:rPr>
                 <w:rFonts w:cs="Times New Roman"/>
@@ -697,9 +663,9 @@
                 <w:szCs w:val="24"/>
                 <w:lang w:val="en-US"/>
               </w:rPr>
-              <w:t xml:space="preserve"> </w:t>
-            </w:r>
-            <w:proofErr w:type="spellStart"/>
+              <w:t>Gymnastiar</w:t>
+            </w:r>
+            <w:proofErr w:type="spellEnd"/>
             <w:r>
               <w:rPr>
                 <w:rFonts w:cs="Times New Roman"/>
@@ -707,9 +673,8 @@
                 <w:szCs w:val="24"/>
                 <w:lang w:val="en-US"/>
               </w:rPr>
-              <w:t>Gymnastiar</w:t>
-            </w:r>
-            <w:proofErr w:type="spellEnd"/>
+              <w:t xml:space="preserve"> dan Muhammad Fi</w:t>
+            </w:r>
             <w:r>
               <w:rPr>
                 <w:rFonts w:cs="Times New Roman"/>
@@ -717,48 +682,8 @@
                 <w:szCs w:val="24"/>
                 <w:lang w:val="en-US"/>
               </w:rPr>
-              <w:t xml:space="preserve"> dan Muhammad </w:t>
-            </w:r>
-            <w:proofErr w:type="spellStart"/>
-            <w:r>
-              <w:rPr>
-                <w:rFonts w:cs="Times New Roman"/>
-                <w:bCs/>
-                <w:szCs w:val="24"/>
-                <w:lang w:val="en-US"/>
-              </w:rPr>
-              <w:t>Fi</w:t>
-            </w:r>
-            <w:r>
-              <w:rPr>
-                <w:rFonts w:cs="Times New Roman"/>
-                <w:bCs/>
-                <w:szCs w:val="24"/>
-                <w:lang w:val="en-US"/>
-              </w:rPr>
-              <w:t>ko</w:t>
-            </w:r>
-            <w:proofErr w:type="spellEnd"/>
-            <w:r>
-              <w:rPr>
-                <w:rFonts w:cs="Times New Roman"/>
-                <w:bCs/>
-                <w:szCs w:val="24"/>
-                <w:lang w:val="en-US"/>
-              </w:rPr>
-              <w:t xml:space="preserve"> </w:t>
-            </w:r>
-            <w:proofErr w:type="spellStart"/>
-            <w:r>
-              <w:rPr>
-                <w:rFonts w:cs="Times New Roman"/>
-                <w:bCs/>
-                <w:szCs w:val="24"/>
-                <w:lang w:val="en-US"/>
-              </w:rPr>
-              <w:t>Baihaqqi</w:t>
-            </w:r>
-            <w:proofErr w:type="spellEnd"/>
+              <w:t>ko Baihaqqi</w:t>
+            </w:r>
           </w:p>
         </w:tc>
       </w:tr>
@@ -785,14 +710,24 @@
           <w:numId w:val="0"/>
         </w:numPr>
       </w:pPr>
-      <w:bookmarkStart w:id="2" w:name="_Toc215530911"/>
-      <w:r>
+      <w:bookmarkStart w:id="1" w:name="_Toc215530911"/>
+      <w:r>
+        <w:lastRenderedPageBreak/>
         <w:t>DAFTAR ISI</w:t>
       </w:r>
-      <w:bookmarkEnd w:id="2"/>
+      <w:bookmarkEnd w:id="1"/>
     </w:p>
     <w:sdt>
       <w:sdtPr>
+        <w:rPr>
+          <w:rFonts w:ascii="Times New Roman" w:eastAsiaTheme="minorHAnsi" w:hAnsi="Times New Roman" w:cstheme="minorBidi"/>
+          <w:color w:val="auto"/>
+          <w:kern w:val="2"/>
+          <w:sz w:val="24"/>
+          <w:szCs w:val="22"/>
+          <w:lang w:val="id-ID"/>
+          <w14:ligatures w14:val="standardContextual"/>
+        </w:rPr>
         <w:id w:val="134380135"/>
         <w:docPartObj>
           <w:docPartGallery w:val="Table of Contents"/>
@@ -801,16 +736,9 @@
       </w:sdtPr>
       <w:sdtEndPr>
         <w:rPr>
-          <w:rFonts w:ascii="Times New Roman" w:eastAsiaTheme="minorHAnsi" w:hAnsi="Times New Roman" w:cstheme="minorBidi"/>
           <w:b/>
           <w:bCs/>
           <w:noProof/>
-          <w:color w:val="auto"/>
-          <w:kern w:val="2"/>
-          <w:sz w:val="24"/>
-          <w:szCs w:val="22"/>
-          <w:lang w:val="id-ID"/>
-          <w14:ligatures w14:val="standardContextual"/>
         </w:rPr>
       </w:sdtEndPr>
       <w:sdtContent>
@@ -2128,11 +2056,12 @@
           <w:numId w:val="0"/>
         </w:numPr>
       </w:pPr>
-      <w:bookmarkStart w:id="3" w:name="_Toc215530912"/>
-      <w:r>
+      <w:bookmarkStart w:id="2" w:name="_Toc215530912"/>
+      <w:r>
+        <w:lastRenderedPageBreak/>
         <w:t>DAFTAR GAMBAR</w:t>
       </w:r>
-      <w:bookmarkEnd w:id="3"/>
+      <w:bookmarkEnd w:id="2"/>
     </w:p>
     <w:p>
       <w:pPr>
@@ -2168,14 +2097,15 @@
           <w:numId w:val="0"/>
         </w:numPr>
       </w:pPr>
-      <w:bookmarkStart w:id="4" w:name="_Toc215530913"/>
-      <w:r>
+      <w:bookmarkStart w:id="3" w:name="_Toc215530913"/>
+      <w:r>
+        <w:lastRenderedPageBreak/>
         <w:t>DAFTAR TAB</w:t>
       </w:r>
       <w:r>
         <w:t>EL</w:t>
       </w:r>
-      <w:bookmarkEnd w:id="4"/>
+      <w:bookmarkEnd w:id="3"/>
     </w:p>
     <w:p>
       <w:pPr>
@@ -2211,15 +2141,16 @@
           <w:numId w:val="0"/>
         </w:numPr>
       </w:pPr>
-      <w:bookmarkStart w:id="5" w:name="_Toc215530914"/>
-      <w:r>
+      <w:bookmarkStart w:id="4" w:name="_Toc215530914"/>
+      <w:r>
+        <w:lastRenderedPageBreak/>
         <w:t>DAFTAR LAMPI</w:t>
       </w:r>
       <w:r>
         <w:t>RAN</w:t>
       </w:r>
-      <w:bookmarkStart w:id="6" w:name="_Toc215514773"/>
-      <w:bookmarkEnd w:id="5"/>
+      <w:bookmarkStart w:id="5" w:name="_Toc215514773"/>
+      <w:bookmarkEnd w:id="4"/>
     </w:p>
     <w:p>
       <w:pPr>
@@ -2255,111 +2186,3306 @@
         <w:pStyle w:val="Heading1"/>
       </w:pPr>
       <w:r>
+        <w:lastRenderedPageBreak/>
         <w:br/>
       </w:r>
-      <w:bookmarkStart w:id="7" w:name="_Toc215530915"/>
+      <w:bookmarkStart w:id="6" w:name="_Toc215530915"/>
       <w:r>
         <w:t>PENDAHULUAN</w:t>
       </w:r>
+      <w:bookmarkEnd w:id="5"/>
       <w:bookmarkEnd w:id="6"/>
+    </w:p>
+    <w:p>
+      <w:pPr>
+        <w:pStyle w:val="Heading2"/>
+      </w:pPr>
+      <w:bookmarkStart w:id="7" w:name="_Toc215530916"/>
+      <w:r>
+        <w:t xml:space="preserve">Latar </w:t>
+      </w:r>
+      <w:proofErr w:type="spellStart"/>
+      <w:r>
+        <w:t>Belakang</w:t>
+      </w:r>
       <w:bookmarkEnd w:id="7"/>
+      <w:proofErr w:type="spellEnd"/>
+    </w:p>
+    <w:p>
+      <w:pPr>
+        <w:rPr>
+          <w:lang w:val="en-US"/>
+        </w:rPr>
+      </w:pPr>
+      <w:proofErr w:type="spellStart"/>
+      <w:r>
+        <w:rPr>
+          <w:lang w:val="en-US"/>
+        </w:rPr>
+        <w:t>Perkembangan</w:t>
+      </w:r>
+      <w:proofErr w:type="spellEnd"/>
+      <w:r>
+        <w:rPr>
+          <w:lang w:val="en-US"/>
+        </w:rPr>
+        <w:t xml:space="preserve"> </w:t>
+      </w:r>
+      <w:proofErr w:type="spellStart"/>
+      <w:r>
+        <w:rPr>
+          <w:lang w:val="en-US"/>
+        </w:rPr>
+        <w:t>teknologi</w:t>
+      </w:r>
+      <w:proofErr w:type="spellEnd"/>
+      <w:r>
+        <w:rPr>
+          <w:lang w:val="en-US"/>
+        </w:rPr>
+        <w:t xml:space="preserve"> </w:t>
+      </w:r>
+      <w:proofErr w:type="spellStart"/>
+      <w:r>
+        <w:rPr>
+          <w:lang w:val="en-US"/>
+        </w:rPr>
+        <w:t>informasi</w:t>
+      </w:r>
+      <w:proofErr w:type="spellEnd"/>
+      <w:r>
+        <w:rPr>
+          <w:lang w:val="en-US"/>
+        </w:rPr>
+        <w:t xml:space="preserve"> </w:t>
+      </w:r>
+      <w:proofErr w:type="spellStart"/>
+      <w:r>
+        <w:rPr>
+          <w:lang w:val="en-US"/>
+        </w:rPr>
+        <w:t>memberikan</w:t>
+      </w:r>
+      <w:proofErr w:type="spellEnd"/>
+      <w:r>
+        <w:rPr>
+          <w:lang w:val="en-US"/>
+        </w:rPr>
+        <w:t xml:space="preserve"> </w:t>
+      </w:r>
+      <w:proofErr w:type="spellStart"/>
+      <w:r>
+        <w:rPr>
+          <w:lang w:val="en-US"/>
+        </w:rPr>
+        <w:t>dampak</w:t>
+      </w:r>
+      <w:proofErr w:type="spellEnd"/>
+      <w:r>
+        <w:rPr>
+          <w:lang w:val="en-US"/>
+        </w:rPr>
+        <w:t xml:space="preserve"> yang sangat </w:t>
+      </w:r>
+      <w:proofErr w:type="spellStart"/>
+      <w:r>
+        <w:rPr>
+          <w:lang w:val="en-US"/>
+        </w:rPr>
+        <w:t>besar</w:t>
+      </w:r>
+      <w:proofErr w:type="spellEnd"/>
+      <w:r>
+        <w:rPr>
+          <w:lang w:val="en-US"/>
+        </w:rPr>
+        <w:t xml:space="preserve"> </w:t>
+      </w:r>
+      <w:proofErr w:type="spellStart"/>
+      <w:r>
+        <w:rPr>
+          <w:lang w:val="en-US"/>
+        </w:rPr>
+        <w:t>bagi</w:t>
+      </w:r>
+      <w:proofErr w:type="spellEnd"/>
+      <w:r>
+        <w:rPr>
+          <w:lang w:val="en-US"/>
+        </w:rPr>
+        <w:t xml:space="preserve"> industry modern, </w:t>
+      </w:r>
+      <w:proofErr w:type="spellStart"/>
+      <w:r>
+        <w:rPr>
+          <w:lang w:val="en-US"/>
+        </w:rPr>
+        <w:t>khususnya</w:t>
+      </w:r>
+      <w:proofErr w:type="spellEnd"/>
+      <w:r>
+        <w:rPr>
+          <w:lang w:val="en-US"/>
+        </w:rPr>
+        <w:t xml:space="preserve"> </w:t>
+      </w:r>
+      <w:proofErr w:type="spellStart"/>
+      <w:r>
+        <w:rPr>
+          <w:lang w:val="en-US"/>
+        </w:rPr>
+        <w:t>dalam</w:t>
+      </w:r>
+      <w:proofErr w:type="spellEnd"/>
+      <w:r>
+        <w:rPr>
+          <w:lang w:val="en-US"/>
+        </w:rPr>
+        <w:t xml:space="preserve"> </w:t>
+      </w:r>
+      <w:proofErr w:type="spellStart"/>
+      <w:r>
+        <w:rPr>
+          <w:lang w:val="en-US"/>
+        </w:rPr>
+        <w:t>mendukung</w:t>
+      </w:r>
+      <w:proofErr w:type="spellEnd"/>
+      <w:r>
+        <w:rPr>
+          <w:lang w:val="en-US"/>
+        </w:rPr>
+        <w:t xml:space="preserve"> </w:t>
+      </w:r>
+      <w:proofErr w:type="spellStart"/>
+      <w:r>
+        <w:rPr>
+          <w:lang w:val="en-US"/>
+        </w:rPr>
+        <w:t>kegiatan</w:t>
+      </w:r>
+      <w:proofErr w:type="spellEnd"/>
+      <w:r>
+        <w:rPr>
+          <w:lang w:val="en-US"/>
+        </w:rPr>
+        <w:t xml:space="preserve"> </w:t>
+      </w:r>
+      <w:proofErr w:type="spellStart"/>
+      <w:r>
+        <w:rPr>
+          <w:lang w:val="en-US"/>
+        </w:rPr>
+        <w:t>operasional</w:t>
+      </w:r>
+      <w:proofErr w:type="spellEnd"/>
+      <w:r>
+        <w:rPr>
+          <w:lang w:val="en-US"/>
+        </w:rPr>
+        <w:t xml:space="preserve"> dan </w:t>
+      </w:r>
+      <w:proofErr w:type="spellStart"/>
+      <w:r>
+        <w:rPr>
+          <w:lang w:val="en-US"/>
+        </w:rPr>
+        <w:t>adminis</w:t>
+      </w:r>
+      <w:r>
+        <w:rPr>
+          <w:lang w:val="en-US"/>
+        </w:rPr>
+        <w:t>trasi</w:t>
+      </w:r>
+      <w:proofErr w:type="spellEnd"/>
+      <w:r>
+        <w:rPr>
+          <w:lang w:val="en-US"/>
+        </w:rPr>
+        <w:t xml:space="preserve"> Perusahaan. Pada </w:t>
+      </w:r>
+      <w:proofErr w:type="spellStart"/>
+      <w:r>
+        <w:rPr>
+          <w:lang w:val="en-US"/>
+        </w:rPr>
+        <w:t>bagian</w:t>
+      </w:r>
+      <w:proofErr w:type="spellEnd"/>
+      <w:r>
+        <w:rPr>
+          <w:lang w:val="en-US"/>
+        </w:rPr>
+        <w:t xml:space="preserve"> </w:t>
+      </w:r>
+      <w:proofErr w:type="spellStart"/>
+      <w:r>
+        <w:rPr>
+          <w:lang w:val="en-US"/>
+        </w:rPr>
+        <w:t>produksi</w:t>
+      </w:r>
+      <w:proofErr w:type="spellEnd"/>
+      <w:r>
+        <w:rPr>
+          <w:lang w:val="en-US"/>
+        </w:rPr>
+        <w:t xml:space="preserve">, </w:t>
+      </w:r>
+      <w:proofErr w:type="spellStart"/>
+      <w:r>
+        <w:rPr>
+          <w:lang w:val="en-US"/>
+        </w:rPr>
+        <w:t>kecepatan</w:t>
+      </w:r>
+      <w:proofErr w:type="spellEnd"/>
+      <w:r>
+        <w:rPr>
+          <w:lang w:val="en-US"/>
+        </w:rPr>
+        <w:t xml:space="preserve"> dan </w:t>
+      </w:r>
+      <w:proofErr w:type="spellStart"/>
+      <w:r>
+        <w:rPr>
+          <w:lang w:val="en-US"/>
+        </w:rPr>
+        <w:t>ketetapan</w:t>
+      </w:r>
+      <w:proofErr w:type="spellEnd"/>
+      <w:r>
+        <w:rPr>
+          <w:lang w:val="en-US"/>
+        </w:rPr>
+        <w:t xml:space="preserve"> </w:t>
+      </w:r>
+      <w:proofErr w:type="spellStart"/>
+      <w:r>
+        <w:rPr>
+          <w:lang w:val="en-US"/>
+        </w:rPr>
+        <w:t>informasi</w:t>
+      </w:r>
+      <w:proofErr w:type="spellEnd"/>
+      <w:r>
+        <w:rPr>
+          <w:lang w:val="en-US"/>
+        </w:rPr>
+        <w:t xml:space="preserve"> </w:t>
+      </w:r>
+      <w:proofErr w:type="spellStart"/>
+      <w:r>
+        <w:rPr>
+          <w:lang w:val="en-US"/>
+        </w:rPr>
+        <w:t>menjadi</w:t>
+      </w:r>
+      <w:proofErr w:type="spellEnd"/>
+      <w:r>
+        <w:rPr>
+          <w:lang w:val="en-US"/>
+        </w:rPr>
+        <w:t xml:space="preserve"> </w:t>
+      </w:r>
+      <w:proofErr w:type="spellStart"/>
+      <w:r>
+        <w:rPr>
+          <w:lang w:val="en-US"/>
+        </w:rPr>
+        <w:t>hal</w:t>
+      </w:r>
+      <w:proofErr w:type="spellEnd"/>
+      <w:r>
+        <w:rPr>
+          <w:lang w:val="en-US"/>
+        </w:rPr>
+        <w:t xml:space="preserve"> yang sangat </w:t>
+      </w:r>
+      <w:proofErr w:type="spellStart"/>
+      <w:r>
+        <w:rPr>
+          <w:lang w:val="en-US"/>
+        </w:rPr>
+        <w:t>penting</w:t>
+      </w:r>
+      <w:proofErr w:type="spellEnd"/>
+      <w:r>
+        <w:rPr>
+          <w:lang w:val="en-US"/>
+        </w:rPr>
+        <w:t xml:space="preserve"> </w:t>
+      </w:r>
+      <w:proofErr w:type="spellStart"/>
+      <w:r>
+        <w:rPr>
+          <w:lang w:val="en-US"/>
+        </w:rPr>
+        <w:t>karena</w:t>
+      </w:r>
+      <w:proofErr w:type="spellEnd"/>
+      <w:r>
+        <w:rPr>
+          <w:lang w:val="en-US"/>
+        </w:rPr>
+        <w:t xml:space="preserve"> </w:t>
+      </w:r>
+      <w:proofErr w:type="spellStart"/>
+      <w:r>
+        <w:rPr>
+          <w:lang w:val="en-US"/>
+        </w:rPr>
+        <w:t>berkaitanlangsung</w:t>
+      </w:r>
+      <w:proofErr w:type="spellEnd"/>
+      <w:r>
+        <w:rPr>
+          <w:lang w:val="en-US"/>
+        </w:rPr>
+        <w:t xml:space="preserve"> </w:t>
+      </w:r>
+      <w:proofErr w:type="spellStart"/>
+      <w:r>
+        <w:rPr>
+          <w:lang w:val="en-US"/>
+        </w:rPr>
+        <w:t>dengan</w:t>
+      </w:r>
+      <w:proofErr w:type="spellEnd"/>
+      <w:r>
+        <w:rPr>
+          <w:lang w:val="en-US"/>
+        </w:rPr>
+        <w:t xml:space="preserve"> </w:t>
+      </w:r>
+      <w:proofErr w:type="spellStart"/>
+      <w:r>
+        <w:rPr>
+          <w:lang w:val="en-US"/>
+        </w:rPr>
+        <w:t>kualitas</w:t>
+      </w:r>
+      <w:proofErr w:type="spellEnd"/>
+      <w:r>
+        <w:rPr>
+          <w:lang w:val="en-US"/>
+        </w:rPr>
+        <w:t xml:space="preserve"> </w:t>
+      </w:r>
+      <w:proofErr w:type="spellStart"/>
+      <w:r>
+        <w:rPr>
+          <w:lang w:val="en-US"/>
+        </w:rPr>
+        <w:t>hasil</w:t>
+      </w:r>
+      <w:proofErr w:type="spellEnd"/>
+      <w:r>
+        <w:rPr>
+          <w:lang w:val="en-US"/>
+        </w:rPr>
+        <w:t xml:space="preserve"> </w:t>
+      </w:r>
+      <w:proofErr w:type="spellStart"/>
+      <w:r>
+        <w:rPr>
+          <w:lang w:val="en-US"/>
+        </w:rPr>
+        <w:t>produksi</w:t>
+      </w:r>
+      <w:proofErr w:type="spellEnd"/>
+      <w:r>
+        <w:rPr>
+          <w:lang w:val="en-US"/>
+        </w:rPr>
+        <w:t xml:space="preserve"> dan </w:t>
+      </w:r>
+      <w:proofErr w:type="spellStart"/>
+      <w:r>
+        <w:rPr>
+          <w:lang w:val="en-US"/>
+        </w:rPr>
+        <w:t>efektivitas</w:t>
+      </w:r>
+      <w:proofErr w:type="spellEnd"/>
+      <w:r>
+        <w:rPr>
+          <w:lang w:val="en-US"/>
+        </w:rPr>
+        <w:t xml:space="preserve"> proses </w:t>
+      </w:r>
+      <w:proofErr w:type="spellStart"/>
+      <w:r>
+        <w:rPr>
+          <w:lang w:val="en-US"/>
+        </w:rPr>
+        <w:t>kerja</w:t>
+      </w:r>
+      <w:proofErr w:type="spellEnd"/>
+      <w:r>
+        <w:rPr>
+          <w:lang w:val="en-US"/>
+        </w:rPr>
+        <w:t xml:space="preserve">. Oleh </w:t>
+      </w:r>
+      <w:proofErr w:type="spellStart"/>
+      <w:r>
+        <w:rPr>
+          <w:lang w:val="en-US"/>
+        </w:rPr>
+        <w:t>karena</w:t>
+      </w:r>
+      <w:proofErr w:type="spellEnd"/>
+      <w:r>
+        <w:rPr>
+          <w:lang w:val="en-US"/>
+        </w:rPr>
+        <w:t xml:space="preserve"> </w:t>
+      </w:r>
+      <w:proofErr w:type="spellStart"/>
+      <w:r>
+        <w:rPr>
+          <w:lang w:val="en-US"/>
+        </w:rPr>
+        <w:t>itu</w:t>
+      </w:r>
+      <w:proofErr w:type="spellEnd"/>
+      <w:r>
+        <w:rPr>
+          <w:lang w:val="en-US"/>
+        </w:rPr>
+        <w:t xml:space="preserve">, </w:t>
+      </w:r>
+      <w:proofErr w:type="spellStart"/>
+      <w:r>
+        <w:rPr>
+          <w:lang w:val="en-US"/>
+        </w:rPr>
+        <w:t>penerapan</w:t>
+      </w:r>
+      <w:proofErr w:type="spellEnd"/>
+      <w:r>
+        <w:rPr>
+          <w:lang w:val="en-US"/>
+        </w:rPr>
+        <w:t xml:space="preserve"> </w:t>
+      </w:r>
+      <w:proofErr w:type="spellStart"/>
+      <w:r>
+        <w:rPr>
+          <w:lang w:val="en-US"/>
+        </w:rPr>
+        <w:t>sistem</w:t>
+      </w:r>
+      <w:proofErr w:type="spellEnd"/>
+      <w:r>
+        <w:rPr>
+          <w:lang w:val="en-US"/>
+        </w:rPr>
+        <w:t xml:space="preserve"> </w:t>
+      </w:r>
+      <w:proofErr w:type="spellStart"/>
+      <w:r>
+        <w:rPr>
+          <w:lang w:val="en-US"/>
+        </w:rPr>
+        <w:t>informasi</w:t>
+      </w:r>
+      <w:proofErr w:type="spellEnd"/>
+      <w:r>
+        <w:rPr>
+          <w:lang w:val="en-US"/>
+        </w:rPr>
+        <w:t xml:space="preserve"> yang </w:t>
+      </w:r>
+      <w:proofErr w:type="spellStart"/>
+      <w:r>
+        <w:rPr>
+          <w:lang w:val="en-US"/>
+        </w:rPr>
+        <w:t>terintegrasi</w:t>
+      </w:r>
+      <w:proofErr w:type="spellEnd"/>
+      <w:r>
+        <w:rPr>
+          <w:lang w:val="en-US"/>
+        </w:rPr>
+        <w:t xml:space="preserve"> </w:t>
+      </w:r>
+      <w:proofErr w:type="spellStart"/>
+      <w:r>
+        <w:rPr>
+          <w:lang w:val="en-US"/>
+        </w:rPr>
+        <w:t>menjadi</w:t>
+      </w:r>
+      <w:proofErr w:type="spellEnd"/>
+      <w:r>
+        <w:rPr>
+          <w:lang w:val="en-US"/>
+        </w:rPr>
+        <w:t xml:space="preserve"> </w:t>
+      </w:r>
+      <w:proofErr w:type="spellStart"/>
+      <w:r>
+        <w:rPr>
+          <w:lang w:val="en-US"/>
+        </w:rPr>
+        <w:t>kebutuhan</w:t>
+      </w:r>
+      <w:proofErr w:type="spellEnd"/>
+      <w:r>
+        <w:rPr>
+          <w:lang w:val="en-US"/>
+        </w:rPr>
+        <w:t xml:space="preserve"> </w:t>
+      </w:r>
+      <w:proofErr w:type="spellStart"/>
+      <w:r>
+        <w:rPr>
+          <w:lang w:val="en-US"/>
+        </w:rPr>
+        <w:t>utama</w:t>
+      </w:r>
+      <w:proofErr w:type="spellEnd"/>
+      <w:r>
+        <w:rPr>
+          <w:lang w:val="en-US"/>
+        </w:rPr>
+        <w:t xml:space="preserve"> </w:t>
+      </w:r>
+      <w:proofErr w:type="spellStart"/>
+      <w:r>
+        <w:rPr>
+          <w:lang w:val="en-US"/>
+        </w:rPr>
+        <w:t>untuk</w:t>
+      </w:r>
+      <w:proofErr w:type="spellEnd"/>
+      <w:r>
+        <w:rPr>
+          <w:lang w:val="en-US"/>
+        </w:rPr>
+        <w:t xml:space="preserve"> </w:t>
+      </w:r>
+      <w:proofErr w:type="spellStart"/>
+      <w:r>
+        <w:rPr>
+          <w:lang w:val="en-US"/>
+        </w:rPr>
+        <w:t>mengelola</w:t>
+      </w:r>
+      <w:proofErr w:type="spellEnd"/>
+      <w:r>
+        <w:rPr>
+          <w:lang w:val="en-US"/>
+        </w:rPr>
+        <w:t xml:space="preserve"> data </w:t>
+      </w:r>
+      <w:proofErr w:type="spellStart"/>
+      <w:r>
+        <w:rPr>
+          <w:lang w:val="en-US"/>
+        </w:rPr>
+        <w:t>secara</w:t>
+      </w:r>
+      <w:proofErr w:type="spellEnd"/>
+      <w:r>
+        <w:rPr>
+          <w:lang w:val="en-US"/>
+        </w:rPr>
+        <w:t xml:space="preserve"> </w:t>
+      </w:r>
+      <w:proofErr w:type="spellStart"/>
+      <w:r>
+        <w:rPr>
+          <w:lang w:val="en-US"/>
+        </w:rPr>
+        <w:t>lebih</w:t>
+      </w:r>
+      <w:proofErr w:type="spellEnd"/>
+      <w:r>
+        <w:rPr>
+          <w:lang w:val="en-US"/>
+        </w:rPr>
+        <w:t xml:space="preserve"> </w:t>
+      </w:r>
+      <w:proofErr w:type="spellStart"/>
+      <w:r>
+        <w:rPr>
+          <w:lang w:val="en-US"/>
+        </w:rPr>
+        <w:t>terstruktur</w:t>
+      </w:r>
+      <w:proofErr w:type="spellEnd"/>
+      <w:r>
+        <w:rPr>
+          <w:lang w:val="en-US"/>
+        </w:rPr>
+        <w:t xml:space="preserve">, </w:t>
+      </w:r>
+      <w:proofErr w:type="spellStart"/>
+      <w:r>
+        <w:rPr>
+          <w:lang w:val="en-US"/>
+        </w:rPr>
+        <w:t>akurat</w:t>
+      </w:r>
+      <w:proofErr w:type="spellEnd"/>
+      <w:r>
+        <w:rPr>
+          <w:lang w:val="en-US"/>
+        </w:rPr>
+        <w:t xml:space="preserve">, dan </w:t>
+      </w:r>
+      <w:proofErr w:type="spellStart"/>
+      <w:r>
+        <w:rPr>
+          <w:lang w:val="en-US"/>
+        </w:rPr>
+        <w:t>efisien</w:t>
+      </w:r>
+      <w:proofErr w:type="spellEnd"/>
+      <w:r>
+        <w:rPr>
+          <w:lang w:val="en-US"/>
+        </w:rPr>
+        <w:t>.</w:t>
+      </w:r>
+    </w:p>
+    <w:p>
+      <w:pPr>
+        <w:rPr>
+          <w:lang w:val="en-US"/>
+        </w:rPr>
+      </w:pPr>
+      <w:proofErr w:type="spellStart"/>
+      <w:r>
+        <w:rPr>
+          <w:lang w:val="en-US"/>
+        </w:rPr>
+        <w:t>Namun</w:t>
+      </w:r>
+      <w:proofErr w:type="spellEnd"/>
+      <w:r>
+        <w:rPr>
+          <w:lang w:val="en-US"/>
+        </w:rPr>
+        <w:t xml:space="preserve"> pada </w:t>
+      </w:r>
+      <w:proofErr w:type="spellStart"/>
+      <w:r>
+        <w:rPr>
+          <w:lang w:val="en-US"/>
+        </w:rPr>
+        <w:t>kenyataan</w:t>
+      </w:r>
+      <w:proofErr w:type="spellEnd"/>
+      <w:r>
+        <w:rPr>
+          <w:lang w:val="en-US"/>
+        </w:rPr>
+        <w:t xml:space="preserve">, </w:t>
+      </w:r>
+      <w:proofErr w:type="spellStart"/>
+      <w:r>
+        <w:rPr>
+          <w:lang w:val="en-US"/>
+        </w:rPr>
+        <w:t>masih</w:t>
+      </w:r>
+      <w:proofErr w:type="spellEnd"/>
+      <w:r>
+        <w:rPr>
+          <w:lang w:val="en-US"/>
+        </w:rPr>
+        <w:t xml:space="preserve"> </w:t>
+      </w:r>
+      <w:proofErr w:type="spellStart"/>
+      <w:r>
+        <w:rPr>
+          <w:lang w:val="en-US"/>
+        </w:rPr>
+        <w:t>banyak</w:t>
+      </w:r>
+      <w:proofErr w:type="spellEnd"/>
+      <w:r>
+        <w:rPr>
+          <w:lang w:val="en-US"/>
+        </w:rPr>
+        <w:t xml:space="preserve"> Perusahaan </w:t>
+      </w:r>
+      <w:r>
+        <w:rPr>
+          <w:lang w:val="en-US"/>
+        </w:rPr>
+        <w:t xml:space="preserve">yang </w:t>
+      </w:r>
+      <w:proofErr w:type="spellStart"/>
+      <w:r>
+        <w:rPr>
+          <w:lang w:val="en-US"/>
+        </w:rPr>
+        <w:t>mengelola</w:t>
+      </w:r>
+      <w:proofErr w:type="spellEnd"/>
+      <w:r>
+        <w:rPr>
+          <w:lang w:val="en-US"/>
+        </w:rPr>
+        <w:t xml:space="preserve"> data </w:t>
+      </w:r>
+      <w:proofErr w:type="spellStart"/>
+      <w:r>
+        <w:rPr>
+          <w:lang w:val="en-US"/>
+        </w:rPr>
+        <w:t>karyawan</w:t>
+      </w:r>
+      <w:proofErr w:type="spellEnd"/>
+      <w:r>
+        <w:rPr>
+          <w:lang w:val="en-US"/>
+        </w:rPr>
+        <w:t xml:space="preserve"> dan data </w:t>
+      </w:r>
+      <w:proofErr w:type="spellStart"/>
+      <w:r>
+        <w:rPr>
+          <w:lang w:val="en-US"/>
+        </w:rPr>
+        <w:t>kinerja</w:t>
+      </w:r>
+      <w:proofErr w:type="spellEnd"/>
+      <w:r>
+        <w:rPr>
+          <w:lang w:val="en-US"/>
+        </w:rPr>
+        <w:t xml:space="preserve"> </w:t>
+      </w:r>
+      <w:proofErr w:type="spellStart"/>
+      <w:r>
+        <w:rPr>
+          <w:lang w:val="en-US"/>
+        </w:rPr>
+        <w:t>secara</w:t>
+      </w:r>
+      <w:proofErr w:type="spellEnd"/>
+      <w:r>
+        <w:rPr>
+          <w:lang w:val="en-US"/>
+        </w:rPr>
+        <w:t xml:space="preserve"> manual, </w:t>
+      </w:r>
+      <w:proofErr w:type="spellStart"/>
+      <w:r>
+        <w:rPr>
+          <w:lang w:val="en-US"/>
+        </w:rPr>
+        <w:t>seperti</w:t>
+      </w:r>
+      <w:proofErr w:type="spellEnd"/>
+      <w:r>
+        <w:rPr>
+          <w:lang w:val="en-US"/>
+        </w:rPr>
+        <w:t xml:space="preserve"> </w:t>
+      </w:r>
+      <w:proofErr w:type="spellStart"/>
+      <w:r>
+        <w:rPr>
+          <w:lang w:val="en-US"/>
+        </w:rPr>
+        <w:t>menggunakan</w:t>
+      </w:r>
+      <w:proofErr w:type="spellEnd"/>
+      <w:r>
+        <w:rPr>
+          <w:lang w:val="en-US"/>
+        </w:rPr>
+        <w:t xml:space="preserve"> </w:t>
+      </w:r>
+      <w:r>
+        <w:rPr>
+          <w:lang w:val="en-US"/>
+        </w:rPr>
+        <w:t xml:space="preserve">formular </w:t>
+      </w:r>
+      <w:proofErr w:type="spellStart"/>
+      <w:r>
+        <w:rPr>
+          <w:lang w:val="en-US"/>
+        </w:rPr>
+        <w:t>kertas</w:t>
+      </w:r>
+      <w:proofErr w:type="spellEnd"/>
+      <w:r>
+        <w:rPr>
+          <w:lang w:val="en-US"/>
+        </w:rPr>
+        <w:t xml:space="preserve"> tau spreadsheet </w:t>
+      </w:r>
+      <w:proofErr w:type="spellStart"/>
+      <w:r>
+        <w:rPr>
+          <w:lang w:val="en-US"/>
+        </w:rPr>
+        <w:t>sederhana</w:t>
+      </w:r>
+      <w:proofErr w:type="spellEnd"/>
+      <w:r>
+        <w:rPr>
+          <w:lang w:val="en-US"/>
+        </w:rPr>
+        <w:t xml:space="preserve">. </w:t>
+      </w:r>
+      <w:proofErr w:type="spellStart"/>
+      <w:r>
+        <w:rPr>
+          <w:lang w:val="en-US"/>
+        </w:rPr>
+        <w:t>Kondisi</w:t>
+      </w:r>
+      <w:proofErr w:type="spellEnd"/>
+      <w:r>
+        <w:rPr>
+          <w:lang w:val="en-US"/>
+        </w:rPr>
+        <w:t xml:space="preserve"> </w:t>
+      </w:r>
+      <w:proofErr w:type="spellStart"/>
+      <w:r>
+        <w:rPr>
+          <w:lang w:val="en-US"/>
+        </w:rPr>
+        <w:t>tersebut</w:t>
+      </w:r>
+      <w:proofErr w:type="spellEnd"/>
+      <w:r>
+        <w:rPr>
+          <w:lang w:val="en-US"/>
+        </w:rPr>
+        <w:t xml:space="preserve"> </w:t>
+      </w:r>
+      <w:proofErr w:type="spellStart"/>
+      <w:r>
+        <w:rPr>
+          <w:lang w:val="en-US"/>
+        </w:rPr>
+        <w:t>ditemukan</w:t>
+      </w:r>
+      <w:proofErr w:type="spellEnd"/>
+      <w:r>
+        <w:rPr>
+          <w:lang w:val="en-US"/>
+        </w:rPr>
+        <w:t xml:space="preserve"> pada salah </w:t>
+      </w:r>
+      <w:proofErr w:type="spellStart"/>
+      <w:r>
+        <w:rPr>
+          <w:lang w:val="en-US"/>
+        </w:rPr>
+        <w:t>satu</w:t>
+      </w:r>
+      <w:proofErr w:type="spellEnd"/>
+      <w:r>
+        <w:rPr>
+          <w:lang w:val="en-US"/>
+        </w:rPr>
+        <w:t xml:space="preserve"> Perusahaan </w:t>
+      </w:r>
+      <w:proofErr w:type="spellStart"/>
+      <w:r>
+        <w:rPr>
+          <w:lang w:val="en-US"/>
+        </w:rPr>
+        <w:t>manufaktur</w:t>
+      </w:r>
+      <w:proofErr w:type="spellEnd"/>
+      <w:r>
+        <w:rPr>
+          <w:lang w:val="en-US"/>
+        </w:rPr>
+        <w:t xml:space="preserve"> yang </w:t>
+      </w:r>
+      <w:proofErr w:type="spellStart"/>
+      <w:r>
+        <w:rPr>
+          <w:lang w:val="en-US"/>
+        </w:rPr>
+        <w:t>menjadi</w:t>
+      </w:r>
+      <w:proofErr w:type="spellEnd"/>
+      <w:r>
+        <w:rPr>
+          <w:lang w:val="en-US"/>
+        </w:rPr>
+        <w:t xml:space="preserve"> </w:t>
+      </w:r>
+      <w:proofErr w:type="spellStart"/>
+      <w:r>
+        <w:rPr>
+          <w:lang w:val="en-US"/>
+        </w:rPr>
+        <w:t>objek</w:t>
+      </w:r>
+      <w:proofErr w:type="spellEnd"/>
+      <w:r>
+        <w:rPr>
+          <w:lang w:val="en-US"/>
+        </w:rPr>
+        <w:t xml:space="preserve"> </w:t>
+      </w:r>
+      <w:proofErr w:type="spellStart"/>
+      <w:r>
+        <w:rPr>
+          <w:lang w:val="en-US"/>
+        </w:rPr>
+        <w:t>pengamatan</w:t>
+      </w:r>
+      <w:proofErr w:type="spellEnd"/>
+      <w:r>
+        <w:rPr>
+          <w:lang w:val="en-US"/>
+        </w:rPr>
+        <w:t xml:space="preserve">. Pada Perusahaan </w:t>
+      </w:r>
+      <w:proofErr w:type="spellStart"/>
+      <w:r>
+        <w:rPr>
+          <w:lang w:val="en-US"/>
+        </w:rPr>
+        <w:t>tersebut</w:t>
+      </w:r>
+      <w:proofErr w:type="spellEnd"/>
+      <w:r>
+        <w:rPr>
+          <w:lang w:val="en-US"/>
+        </w:rPr>
+        <w:t xml:space="preserve">, </w:t>
+      </w:r>
+      <w:proofErr w:type="spellStart"/>
+      <w:r>
+        <w:rPr>
+          <w:lang w:val="en-US"/>
+        </w:rPr>
+        <w:t>bagian</w:t>
+      </w:r>
+      <w:proofErr w:type="spellEnd"/>
+      <w:r>
+        <w:rPr>
+          <w:lang w:val="en-US"/>
+        </w:rPr>
+        <w:t xml:space="preserve"> </w:t>
+      </w:r>
+      <w:proofErr w:type="spellStart"/>
+      <w:r>
+        <w:rPr>
+          <w:lang w:val="en-US"/>
+        </w:rPr>
+        <w:t>kepala</w:t>
+      </w:r>
+      <w:proofErr w:type="spellEnd"/>
+      <w:r>
+        <w:rPr>
+          <w:lang w:val="en-US"/>
+        </w:rPr>
+        <w:t xml:space="preserve"> </w:t>
+      </w:r>
+      <w:proofErr w:type="spellStart"/>
+      <w:r>
+        <w:rPr>
+          <w:lang w:val="en-US"/>
+        </w:rPr>
+        <w:t>produksi</w:t>
+      </w:r>
+      <w:proofErr w:type="spellEnd"/>
+      <w:r>
+        <w:rPr>
+          <w:lang w:val="en-US"/>
+        </w:rPr>
+        <w:t xml:space="preserve"> dan </w:t>
+      </w:r>
+      <w:proofErr w:type="spellStart"/>
+      <w:r>
+        <w:rPr>
+          <w:lang w:val="en-US"/>
+        </w:rPr>
+        <w:t>bagian</w:t>
+      </w:r>
+      <w:proofErr w:type="spellEnd"/>
+      <w:r>
+        <w:rPr>
+          <w:lang w:val="en-US"/>
+        </w:rPr>
+        <w:t xml:space="preserve"> HR</w:t>
+      </w:r>
+      <w:r>
+        <w:rPr>
+          <w:lang w:val="en-US"/>
+        </w:rPr>
+        <w:t xml:space="preserve"> </w:t>
+      </w:r>
+      <w:proofErr w:type="spellStart"/>
+      <w:r>
+        <w:rPr>
+          <w:lang w:val="en-US"/>
+        </w:rPr>
+        <w:t>masih</w:t>
+      </w:r>
+      <w:proofErr w:type="spellEnd"/>
+      <w:r>
+        <w:rPr>
+          <w:lang w:val="en-US"/>
+        </w:rPr>
+        <w:t xml:space="preserve"> </w:t>
+      </w:r>
+      <w:proofErr w:type="spellStart"/>
+      <w:r>
+        <w:rPr>
+          <w:lang w:val="en-US"/>
+        </w:rPr>
+        <w:t>mencatat</w:t>
+      </w:r>
+      <w:proofErr w:type="spellEnd"/>
+      <w:r>
+        <w:rPr>
+          <w:lang w:val="en-US"/>
+        </w:rPr>
+        <w:t xml:space="preserve"> data </w:t>
+      </w:r>
+      <w:proofErr w:type="spellStart"/>
+      <w:r>
+        <w:rPr>
+          <w:lang w:val="en-US"/>
+        </w:rPr>
+        <w:t>kinerja</w:t>
+      </w:r>
+      <w:proofErr w:type="spellEnd"/>
+      <w:r>
+        <w:rPr>
+          <w:lang w:val="en-US"/>
+        </w:rPr>
+        <w:t xml:space="preserve"> </w:t>
+      </w:r>
+      <w:proofErr w:type="spellStart"/>
+      <w:r>
+        <w:rPr>
+          <w:lang w:val="en-US"/>
+        </w:rPr>
+        <w:t>karyawan</w:t>
+      </w:r>
+      <w:proofErr w:type="spellEnd"/>
+      <w:r>
+        <w:rPr>
+          <w:lang w:val="en-US"/>
+        </w:rPr>
+        <w:t xml:space="preserve"> </w:t>
+      </w:r>
+      <w:proofErr w:type="spellStart"/>
+      <w:r>
+        <w:rPr>
+          <w:lang w:val="en-US"/>
+        </w:rPr>
+        <w:t>secara</w:t>
+      </w:r>
+      <w:proofErr w:type="spellEnd"/>
+      <w:r>
+        <w:rPr>
+          <w:lang w:val="en-US"/>
+        </w:rPr>
+        <w:t xml:space="preserve"> manual, </w:t>
+      </w:r>
+      <w:proofErr w:type="spellStart"/>
+      <w:r>
+        <w:rPr>
+          <w:lang w:val="en-US"/>
+        </w:rPr>
+        <w:t>seperti</w:t>
+      </w:r>
+      <w:proofErr w:type="spellEnd"/>
+      <w:r>
+        <w:rPr>
+          <w:lang w:val="en-US"/>
+        </w:rPr>
+        <w:t xml:space="preserve"> </w:t>
+      </w:r>
+      <w:proofErr w:type="spellStart"/>
+      <w:r>
+        <w:rPr>
+          <w:lang w:val="en-US"/>
+        </w:rPr>
+        <w:t>kehadiran</w:t>
+      </w:r>
+      <w:proofErr w:type="spellEnd"/>
+      <w:r>
+        <w:rPr>
+          <w:lang w:val="en-US"/>
+        </w:rPr>
+        <w:t xml:space="preserve">, </w:t>
+      </w:r>
+      <w:proofErr w:type="spellStart"/>
+      <w:r>
+        <w:rPr>
+          <w:lang w:val="en-US"/>
+        </w:rPr>
+        <w:t>ketetapan</w:t>
+      </w:r>
+      <w:proofErr w:type="spellEnd"/>
+      <w:r>
+        <w:rPr>
+          <w:lang w:val="en-US"/>
+        </w:rPr>
+        <w:t xml:space="preserve"> </w:t>
+      </w:r>
+      <w:proofErr w:type="spellStart"/>
+      <w:r>
+        <w:rPr>
+          <w:lang w:val="en-US"/>
+        </w:rPr>
+        <w:t>waktu</w:t>
+      </w:r>
+      <w:proofErr w:type="spellEnd"/>
+      <w:r>
+        <w:rPr>
+          <w:lang w:val="en-US"/>
+        </w:rPr>
+        <w:t xml:space="preserve">, </w:t>
+      </w:r>
+      <w:proofErr w:type="spellStart"/>
+      <w:r>
+        <w:rPr>
+          <w:lang w:val="en-US"/>
+        </w:rPr>
+        <w:t>kedisiplinan</w:t>
+      </w:r>
+      <w:proofErr w:type="spellEnd"/>
+      <w:r>
+        <w:rPr>
+          <w:lang w:val="en-US"/>
+        </w:rPr>
+        <w:t xml:space="preserve">, </w:t>
+      </w:r>
+      <w:proofErr w:type="spellStart"/>
+      <w:r>
+        <w:rPr>
+          <w:lang w:val="en-US"/>
+        </w:rPr>
+        <w:t>pencapaian</w:t>
+      </w:r>
+      <w:proofErr w:type="spellEnd"/>
+      <w:r>
+        <w:rPr>
+          <w:lang w:val="en-US"/>
+        </w:rPr>
+        <w:t xml:space="preserve"> target, </w:t>
+      </w:r>
+      <w:proofErr w:type="spellStart"/>
+      <w:r>
+        <w:rPr>
+          <w:lang w:val="en-US"/>
+        </w:rPr>
+        <w:t>serta</w:t>
+      </w:r>
+      <w:proofErr w:type="spellEnd"/>
+      <w:r>
+        <w:rPr>
+          <w:lang w:val="en-US"/>
+        </w:rPr>
+        <w:t xml:space="preserve"> </w:t>
+      </w:r>
+      <w:proofErr w:type="spellStart"/>
+      <w:r>
+        <w:rPr>
+          <w:lang w:val="en-US"/>
+        </w:rPr>
+        <w:t>kualitas</w:t>
+      </w:r>
+      <w:proofErr w:type="spellEnd"/>
+      <w:r>
+        <w:rPr>
+          <w:lang w:val="en-US"/>
+        </w:rPr>
+        <w:t xml:space="preserve"> </w:t>
+      </w:r>
+      <w:proofErr w:type="spellStart"/>
+      <w:r>
+        <w:rPr>
+          <w:lang w:val="en-US"/>
+        </w:rPr>
+        <w:t>hasil</w:t>
+      </w:r>
+      <w:proofErr w:type="spellEnd"/>
+      <w:r>
+        <w:rPr>
+          <w:lang w:val="en-US"/>
+        </w:rPr>
+        <w:t xml:space="preserve"> </w:t>
+      </w:r>
+      <w:proofErr w:type="spellStart"/>
+      <w:r>
+        <w:rPr>
+          <w:lang w:val="en-US"/>
+        </w:rPr>
+        <w:t>kerja</w:t>
+      </w:r>
+      <w:proofErr w:type="spellEnd"/>
+      <w:r>
+        <w:rPr>
+          <w:lang w:val="en-US"/>
+        </w:rPr>
+        <w:t xml:space="preserve">. Hal </w:t>
+      </w:r>
+      <w:proofErr w:type="spellStart"/>
+      <w:r>
+        <w:rPr>
+          <w:lang w:val="en-US"/>
+        </w:rPr>
+        <w:t>ini</w:t>
+      </w:r>
+      <w:proofErr w:type="spellEnd"/>
+      <w:r>
+        <w:rPr>
+          <w:lang w:val="en-US"/>
+        </w:rPr>
+        <w:t xml:space="preserve"> </w:t>
+      </w:r>
+      <w:proofErr w:type="spellStart"/>
+      <w:r>
+        <w:rPr>
+          <w:lang w:val="en-US"/>
+        </w:rPr>
+        <w:t>menimbulkan</w:t>
+      </w:r>
+      <w:proofErr w:type="spellEnd"/>
+      <w:r>
+        <w:rPr>
+          <w:lang w:val="en-US"/>
+        </w:rPr>
+        <w:t xml:space="preserve"> </w:t>
+      </w:r>
+      <w:proofErr w:type="spellStart"/>
+      <w:r>
+        <w:rPr>
+          <w:lang w:val="en-US"/>
+        </w:rPr>
+        <w:t>berbagai</w:t>
+      </w:r>
+      <w:proofErr w:type="spellEnd"/>
+      <w:r>
+        <w:rPr>
+          <w:lang w:val="en-US"/>
+        </w:rPr>
+        <w:t xml:space="preserve"> </w:t>
+      </w:r>
+      <w:proofErr w:type="spellStart"/>
+      <w:r>
+        <w:rPr>
+          <w:lang w:val="en-US"/>
+        </w:rPr>
+        <w:t>kendala</w:t>
+      </w:r>
+      <w:proofErr w:type="spellEnd"/>
+      <w:r>
+        <w:rPr>
+          <w:lang w:val="en-US"/>
+        </w:rPr>
+        <w:t xml:space="preserve"> </w:t>
+      </w:r>
+      <w:proofErr w:type="spellStart"/>
+      <w:r>
+        <w:rPr>
+          <w:lang w:val="en-US"/>
+        </w:rPr>
+        <w:t>seperti</w:t>
+      </w:r>
+      <w:proofErr w:type="spellEnd"/>
+      <w:r>
+        <w:rPr>
+          <w:lang w:val="en-US"/>
+        </w:rPr>
+        <w:t xml:space="preserve"> </w:t>
+      </w:r>
+      <w:proofErr w:type="spellStart"/>
+      <w:r>
+        <w:rPr>
+          <w:lang w:val="en-US"/>
+        </w:rPr>
+        <w:t>ketidak</w:t>
+      </w:r>
+      <w:r>
+        <w:rPr>
+          <w:lang w:val="en-US"/>
+        </w:rPr>
+        <w:t>sesuaian</w:t>
+      </w:r>
+      <w:proofErr w:type="spellEnd"/>
+      <w:r>
+        <w:rPr>
+          <w:lang w:val="en-US"/>
+        </w:rPr>
+        <w:t xml:space="preserve"> data, human </w:t>
+      </w:r>
+      <w:proofErr w:type="spellStart"/>
+      <w:r>
+        <w:rPr>
+          <w:lang w:val="en-US"/>
+        </w:rPr>
+        <w:t>eror</w:t>
+      </w:r>
+      <w:proofErr w:type="spellEnd"/>
+      <w:r>
+        <w:rPr>
+          <w:lang w:val="en-US"/>
+        </w:rPr>
+        <w:t xml:space="preserve">, data yang </w:t>
+      </w:r>
+      <w:proofErr w:type="spellStart"/>
+      <w:r>
+        <w:rPr>
+          <w:lang w:val="en-US"/>
+        </w:rPr>
+        <w:t>sulit</w:t>
+      </w:r>
+      <w:proofErr w:type="spellEnd"/>
+      <w:r>
+        <w:rPr>
+          <w:lang w:val="en-US"/>
+        </w:rPr>
+        <w:t xml:space="preserve"> </w:t>
+      </w:r>
+      <w:proofErr w:type="spellStart"/>
+      <w:r>
+        <w:rPr>
+          <w:lang w:val="en-US"/>
+        </w:rPr>
+        <w:t>ditemukan</w:t>
+      </w:r>
+      <w:proofErr w:type="spellEnd"/>
+      <w:r>
+        <w:rPr>
+          <w:lang w:val="en-US"/>
+        </w:rPr>
+        <w:t xml:space="preserve"> </w:t>
+      </w:r>
+      <w:proofErr w:type="spellStart"/>
+      <w:r>
+        <w:rPr>
+          <w:lang w:val="en-US"/>
+        </w:rPr>
+        <w:t>ketika</w:t>
+      </w:r>
+      <w:proofErr w:type="spellEnd"/>
+      <w:r>
+        <w:rPr>
+          <w:lang w:val="en-US"/>
+        </w:rPr>
+        <w:t xml:space="preserve"> </w:t>
+      </w:r>
+      <w:proofErr w:type="spellStart"/>
+      <w:r>
+        <w:rPr>
+          <w:lang w:val="en-US"/>
+        </w:rPr>
+        <w:t>dibutuhkan</w:t>
+      </w:r>
+      <w:proofErr w:type="spellEnd"/>
+      <w:r>
+        <w:rPr>
+          <w:lang w:val="en-US"/>
+        </w:rPr>
+        <w:t xml:space="preserve">, </w:t>
+      </w:r>
+      <w:proofErr w:type="spellStart"/>
+      <w:r>
+        <w:rPr>
+          <w:lang w:val="en-US"/>
+        </w:rPr>
+        <w:t>serta</w:t>
+      </w:r>
+      <w:proofErr w:type="spellEnd"/>
+      <w:r>
+        <w:rPr>
+          <w:lang w:val="en-US"/>
+        </w:rPr>
+        <w:t xml:space="preserve"> proses </w:t>
+      </w:r>
+      <w:proofErr w:type="spellStart"/>
+      <w:r>
+        <w:rPr>
+          <w:lang w:val="en-US"/>
+        </w:rPr>
+        <w:t>rekapi</w:t>
+      </w:r>
+      <w:r>
+        <w:rPr>
+          <w:lang w:val="en-US"/>
+        </w:rPr>
+        <w:t>tulasi</w:t>
+      </w:r>
+      <w:proofErr w:type="spellEnd"/>
+      <w:r>
+        <w:rPr>
+          <w:lang w:val="en-US"/>
+        </w:rPr>
+        <w:t xml:space="preserve"> yang </w:t>
+      </w:r>
+      <w:proofErr w:type="spellStart"/>
+      <w:r>
+        <w:rPr>
+          <w:lang w:val="en-US"/>
+        </w:rPr>
+        <w:t>memakan</w:t>
+      </w:r>
+      <w:proofErr w:type="spellEnd"/>
+      <w:r>
+        <w:rPr>
+          <w:lang w:val="en-US"/>
+        </w:rPr>
+        <w:t xml:space="preserve"> </w:t>
+      </w:r>
+      <w:proofErr w:type="spellStart"/>
+      <w:r>
+        <w:rPr>
+          <w:lang w:val="en-US"/>
+        </w:rPr>
+        <w:t>waktu</w:t>
+      </w:r>
+      <w:proofErr w:type="spellEnd"/>
+      <w:r>
+        <w:rPr>
+          <w:lang w:val="en-US"/>
+        </w:rPr>
+        <w:t xml:space="preserve"> lama.</w:t>
+      </w:r>
+    </w:p>
+    <w:p>
+      <w:pPr>
+        <w:rPr>
+          <w:lang w:val="en-US"/>
+        </w:rPr>
+      </w:pPr>
+      <w:proofErr w:type="spellStart"/>
+      <w:r>
+        <w:rPr>
+          <w:lang w:val="en-US"/>
+        </w:rPr>
+        <w:t>Kesulitan</w:t>
+      </w:r>
+      <w:proofErr w:type="spellEnd"/>
+      <w:r>
+        <w:rPr>
+          <w:lang w:val="en-US"/>
+        </w:rPr>
+        <w:t xml:space="preserve"> juga </w:t>
+      </w:r>
+      <w:proofErr w:type="spellStart"/>
+      <w:r>
+        <w:rPr>
+          <w:lang w:val="en-US"/>
+        </w:rPr>
+        <w:t>muncul</w:t>
+      </w:r>
+      <w:proofErr w:type="spellEnd"/>
+      <w:r>
+        <w:rPr>
+          <w:lang w:val="en-US"/>
+        </w:rPr>
+        <w:t xml:space="preserve"> Ketika </w:t>
+      </w:r>
+      <w:proofErr w:type="spellStart"/>
+      <w:r>
+        <w:rPr>
+          <w:lang w:val="en-US"/>
+        </w:rPr>
+        <w:t>bagian</w:t>
+      </w:r>
+      <w:proofErr w:type="spellEnd"/>
+      <w:r>
+        <w:rPr>
+          <w:lang w:val="en-US"/>
+        </w:rPr>
+        <w:t xml:space="preserve"> </w:t>
+      </w:r>
+      <w:proofErr w:type="spellStart"/>
+      <w:r>
+        <w:rPr>
+          <w:lang w:val="en-US"/>
+        </w:rPr>
+        <w:t>kepegawaian</w:t>
+      </w:r>
+      <w:proofErr w:type="spellEnd"/>
+      <w:r>
+        <w:rPr>
+          <w:lang w:val="en-US"/>
+        </w:rPr>
+        <w:t xml:space="preserve"> </w:t>
+      </w:r>
+      <w:proofErr w:type="spellStart"/>
+      <w:r>
+        <w:rPr>
+          <w:lang w:val="en-US"/>
+        </w:rPr>
+        <w:t>melakukan</w:t>
+      </w:r>
+      <w:proofErr w:type="spellEnd"/>
+      <w:r>
+        <w:rPr>
+          <w:lang w:val="en-US"/>
+        </w:rPr>
+        <w:t xml:space="preserve"> </w:t>
+      </w:r>
+      <w:proofErr w:type="spellStart"/>
+      <w:r>
+        <w:rPr>
+          <w:lang w:val="en-US"/>
+        </w:rPr>
+        <w:t>evaluasi</w:t>
+      </w:r>
+      <w:proofErr w:type="spellEnd"/>
+      <w:r>
+        <w:rPr>
+          <w:lang w:val="en-US"/>
+        </w:rPr>
+        <w:t xml:space="preserve"> </w:t>
+      </w:r>
+      <w:proofErr w:type="spellStart"/>
+      <w:r>
+        <w:rPr>
+          <w:lang w:val="en-US"/>
+        </w:rPr>
+        <w:t>untuk</w:t>
+      </w:r>
+      <w:proofErr w:type="spellEnd"/>
+      <w:r>
+        <w:rPr>
+          <w:lang w:val="en-US"/>
+        </w:rPr>
+        <w:t xml:space="preserve"> </w:t>
+      </w:r>
+      <w:proofErr w:type="spellStart"/>
+      <w:r>
+        <w:rPr>
+          <w:lang w:val="en-US"/>
+        </w:rPr>
+        <w:t>menentukan</w:t>
+      </w:r>
+      <w:proofErr w:type="spellEnd"/>
+      <w:r>
+        <w:rPr>
+          <w:lang w:val="en-US"/>
+        </w:rPr>
+        <w:t xml:space="preserve"> </w:t>
+      </w:r>
+      <w:proofErr w:type="spellStart"/>
+      <w:r>
+        <w:rPr>
+          <w:lang w:val="en-US"/>
+        </w:rPr>
+        <w:t>penghargaan</w:t>
+      </w:r>
+      <w:proofErr w:type="spellEnd"/>
+      <w:r>
+        <w:rPr>
+          <w:lang w:val="en-US"/>
+        </w:rPr>
+        <w:t xml:space="preserve">, bonus, </w:t>
+      </w:r>
+      <w:proofErr w:type="spellStart"/>
+      <w:r>
+        <w:rPr>
+          <w:lang w:val="en-US"/>
+        </w:rPr>
+        <w:t>promosi</w:t>
+      </w:r>
+      <w:proofErr w:type="spellEnd"/>
+      <w:r>
+        <w:rPr>
+          <w:lang w:val="en-US"/>
+        </w:rPr>
+        <w:t xml:space="preserve">, dan </w:t>
+      </w:r>
+      <w:proofErr w:type="spellStart"/>
+      <w:r>
+        <w:rPr>
+          <w:lang w:val="en-US"/>
+        </w:rPr>
+        <w:t>perpanjangan</w:t>
+      </w:r>
+      <w:proofErr w:type="spellEnd"/>
+      <w:r>
+        <w:rPr>
+          <w:lang w:val="en-US"/>
+        </w:rPr>
+        <w:t xml:space="preserve"> </w:t>
+      </w:r>
+      <w:proofErr w:type="spellStart"/>
+      <w:r>
+        <w:rPr>
+          <w:lang w:val="en-US"/>
+        </w:rPr>
+        <w:t>kontrak</w:t>
+      </w:r>
+      <w:proofErr w:type="spellEnd"/>
+      <w:r>
+        <w:rPr>
+          <w:lang w:val="en-US"/>
+        </w:rPr>
+        <w:t xml:space="preserve">. Karena </w:t>
+      </w:r>
+      <w:proofErr w:type="spellStart"/>
+      <w:r>
+        <w:rPr>
+          <w:lang w:val="en-US"/>
+        </w:rPr>
+        <w:t>tidak</w:t>
+      </w:r>
+      <w:proofErr w:type="spellEnd"/>
+      <w:r>
+        <w:rPr>
+          <w:lang w:val="en-US"/>
+        </w:rPr>
+        <w:t xml:space="preserve"> </w:t>
+      </w:r>
+      <w:proofErr w:type="spellStart"/>
+      <w:r>
+        <w:rPr>
+          <w:lang w:val="en-US"/>
+        </w:rPr>
+        <w:t>adanya</w:t>
+      </w:r>
+      <w:proofErr w:type="spellEnd"/>
+      <w:r>
+        <w:rPr>
+          <w:lang w:val="en-US"/>
+        </w:rPr>
+        <w:t xml:space="preserve"> </w:t>
+      </w:r>
+      <w:proofErr w:type="spellStart"/>
+      <w:r>
+        <w:rPr>
+          <w:lang w:val="en-US"/>
+        </w:rPr>
+        <w:t>sistem</w:t>
+      </w:r>
+      <w:proofErr w:type="spellEnd"/>
+      <w:r>
+        <w:rPr>
+          <w:lang w:val="en-US"/>
+        </w:rPr>
+        <w:t xml:space="preserve"> </w:t>
+      </w:r>
+      <w:proofErr w:type="spellStart"/>
+      <w:r>
+        <w:rPr>
+          <w:lang w:val="en-US"/>
+        </w:rPr>
+        <w:t>terkomputerasi</w:t>
+      </w:r>
+      <w:proofErr w:type="spellEnd"/>
+      <w:r>
+        <w:rPr>
+          <w:lang w:val="en-US"/>
+        </w:rPr>
+        <w:t xml:space="preserve">, proses </w:t>
+      </w:r>
+      <w:proofErr w:type="spellStart"/>
+      <w:r>
+        <w:rPr>
+          <w:lang w:val="en-US"/>
+        </w:rPr>
+        <w:t>penilaian</w:t>
+      </w:r>
+      <w:proofErr w:type="spellEnd"/>
+      <w:r>
+        <w:rPr>
+          <w:lang w:val="en-US"/>
+        </w:rPr>
+        <w:t xml:space="preserve"> </w:t>
+      </w:r>
+      <w:proofErr w:type="spellStart"/>
+      <w:r>
+        <w:rPr>
+          <w:lang w:val="en-US"/>
+        </w:rPr>
+        <w:t>sering</w:t>
+      </w:r>
+      <w:proofErr w:type="spellEnd"/>
+      <w:r>
+        <w:rPr>
+          <w:lang w:val="en-US"/>
+        </w:rPr>
+        <w:t xml:space="preserve"> </w:t>
+      </w:r>
+      <w:proofErr w:type="spellStart"/>
+      <w:r>
+        <w:rPr>
+          <w:lang w:val="en-US"/>
+        </w:rPr>
+        <w:t>dianggap</w:t>
+      </w:r>
+      <w:proofErr w:type="spellEnd"/>
+      <w:r>
+        <w:rPr>
+          <w:lang w:val="en-US"/>
+        </w:rPr>
+        <w:t xml:space="preserve"> </w:t>
+      </w:r>
+      <w:proofErr w:type="spellStart"/>
+      <w:r>
+        <w:rPr>
+          <w:lang w:val="en-US"/>
+        </w:rPr>
+        <w:t>kurang</w:t>
+      </w:r>
+      <w:proofErr w:type="spellEnd"/>
+      <w:r>
+        <w:rPr>
+          <w:lang w:val="en-US"/>
+        </w:rPr>
+        <w:t xml:space="preserve"> </w:t>
+      </w:r>
+      <w:proofErr w:type="spellStart"/>
+      <w:r>
+        <w:rPr>
+          <w:lang w:val="en-US"/>
+        </w:rPr>
+        <w:t>objektif</w:t>
+      </w:r>
+      <w:proofErr w:type="spellEnd"/>
+      <w:r>
+        <w:rPr>
+          <w:lang w:val="en-US"/>
+        </w:rPr>
+        <w:t xml:space="preserve"> dan </w:t>
+      </w:r>
+      <w:proofErr w:type="spellStart"/>
+      <w:r>
+        <w:rPr>
+          <w:lang w:val="en-US"/>
+        </w:rPr>
+        <w:t>tidak</w:t>
+      </w:r>
+      <w:proofErr w:type="spellEnd"/>
+      <w:r>
+        <w:rPr>
+          <w:lang w:val="en-US"/>
+        </w:rPr>
+        <w:t xml:space="preserve"> </w:t>
+      </w:r>
+      <w:proofErr w:type="spellStart"/>
+      <w:r>
+        <w:rPr>
+          <w:lang w:val="en-US"/>
+        </w:rPr>
+        <w:t>konsisten</w:t>
+      </w:r>
+      <w:proofErr w:type="spellEnd"/>
+      <w:r>
+        <w:rPr>
+          <w:lang w:val="en-US"/>
+        </w:rPr>
+        <w:t xml:space="preserve">. Data </w:t>
+      </w:r>
+      <w:proofErr w:type="spellStart"/>
+      <w:r>
+        <w:rPr>
+          <w:lang w:val="en-US"/>
+        </w:rPr>
+        <w:t>historis</w:t>
+      </w:r>
+      <w:proofErr w:type="spellEnd"/>
+      <w:r>
+        <w:rPr>
+          <w:lang w:val="en-US"/>
+        </w:rPr>
+        <w:t xml:space="preserve"> </w:t>
+      </w:r>
+      <w:proofErr w:type="spellStart"/>
+      <w:r>
+        <w:rPr>
+          <w:lang w:val="en-US"/>
+        </w:rPr>
+        <w:t>kerja</w:t>
+      </w:r>
+      <w:proofErr w:type="spellEnd"/>
+      <w:r>
+        <w:rPr>
+          <w:lang w:val="en-US"/>
+        </w:rPr>
+        <w:t xml:space="preserve"> yang </w:t>
+      </w:r>
+      <w:proofErr w:type="spellStart"/>
+      <w:r>
+        <w:rPr>
+          <w:lang w:val="en-US"/>
+        </w:rPr>
+        <w:t>seharusnya</w:t>
+      </w:r>
+      <w:proofErr w:type="spellEnd"/>
+      <w:r>
+        <w:rPr>
+          <w:lang w:val="en-US"/>
+        </w:rPr>
+        <w:t xml:space="preserve"> </w:t>
+      </w:r>
+      <w:proofErr w:type="spellStart"/>
+      <w:r>
+        <w:rPr>
+          <w:lang w:val="en-US"/>
+        </w:rPr>
+        <w:t>menjadi</w:t>
+      </w:r>
+      <w:proofErr w:type="spellEnd"/>
+      <w:r>
+        <w:rPr>
+          <w:lang w:val="en-US"/>
+        </w:rPr>
+        <w:t xml:space="preserve"> </w:t>
+      </w:r>
+      <w:proofErr w:type="spellStart"/>
+      <w:r>
+        <w:rPr>
+          <w:lang w:val="en-US"/>
+        </w:rPr>
+        <w:t>dasar</w:t>
+      </w:r>
+      <w:proofErr w:type="spellEnd"/>
+      <w:r>
+        <w:rPr>
+          <w:lang w:val="en-US"/>
+        </w:rPr>
+        <w:t xml:space="preserve"> </w:t>
+      </w:r>
+      <w:proofErr w:type="spellStart"/>
+      <w:r>
+        <w:rPr>
+          <w:lang w:val="en-US"/>
+        </w:rPr>
+        <w:t>evaluasi</w:t>
+      </w:r>
+      <w:proofErr w:type="spellEnd"/>
+      <w:r>
+        <w:rPr>
+          <w:lang w:val="en-US"/>
+        </w:rPr>
+        <w:t xml:space="preserve"> </w:t>
+      </w:r>
+      <w:proofErr w:type="spellStart"/>
+      <w:r>
+        <w:rPr>
+          <w:lang w:val="en-US"/>
+        </w:rPr>
+        <w:t>sering</w:t>
+      </w:r>
+      <w:proofErr w:type="spellEnd"/>
+      <w:r>
+        <w:rPr>
+          <w:lang w:val="en-US"/>
+        </w:rPr>
+        <w:t xml:space="preserve"> </w:t>
+      </w:r>
+      <w:proofErr w:type="spellStart"/>
+      <w:r>
+        <w:rPr>
+          <w:lang w:val="en-US"/>
+        </w:rPr>
+        <w:t>hilang</w:t>
+      </w:r>
+      <w:proofErr w:type="spellEnd"/>
+      <w:r>
+        <w:rPr>
+          <w:lang w:val="en-US"/>
+        </w:rPr>
+        <w:t xml:space="preserve"> </w:t>
+      </w:r>
+      <w:proofErr w:type="spellStart"/>
+      <w:r>
+        <w:rPr>
+          <w:lang w:val="en-US"/>
+        </w:rPr>
+        <w:t>atau</w:t>
+      </w:r>
+      <w:proofErr w:type="spellEnd"/>
+      <w:r>
+        <w:rPr>
+          <w:lang w:val="en-US"/>
+        </w:rPr>
+        <w:t xml:space="preserve"> </w:t>
+      </w:r>
+      <w:proofErr w:type="spellStart"/>
+      <w:r>
+        <w:rPr>
+          <w:lang w:val="en-US"/>
+        </w:rPr>
+        <w:t>tidak</w:t>
+      </w:r>
+      <w:proofErr w:type="spellEnd"/>
+      <w:r>
+        <w:rPr>
+          <w:lang w:val="en-US"/>
+        </w:rPr>
+        <w:t xml:space="preserve"> </w:t>
+      </w:r>
+      <w:proofErr w:type="spellStart"/>
+      <w:r>
+        <w:rPr>
+          <w:lang w:val="en-US"/>
+        </w:rPr>
+        <w:t>tersimpan</w:t>
+      </w:r>
+      <w:proofErr w:type="spellEnd"/>
+      <w:r>
+        <w:rPr>
+          <w:lang w:val="en-US"/>
+        </w:rPr>
+        <w:t xml:space="preserve"> </w:t>
+      </w:r>
+      <w:proofErr w:type="spellStart"/>
+      <w:r>
+        <w:rPr>
+          <w:lang w:val="en-US"/>
+        </w:rPr>
+        <w:t>dengan</w:t>
+      </w:r>
+      <w:proofErr w:type="spellEnd"/>
+      <w:r>
+        <w:rPr>
+          <w:lang w:val="en-US"/>
+        </w:rPr>
+        <w:t xml:space="preserve"> </w:t>
+      </w:r>
+      <w:proofErr w:type="spellStart"/>
+      <w:r>
+        <w:rPr>
+          <w:lang w:val="en-US"/>
+        </w:rPr>
+        <w:t>baik</w:t>
+      </w:r>
+      <w:proofErr w:type="spellEnd"/>
+      <w:r>
+        <w:rPr>
+          <w:lang w:val="en-US"/>
+        </w:rPr>
+        <w:t xml:space="preserve">. </w:t>
+      </w:r>
+      <w:proofErr w:type="spellStart"/>
+      <w:r>
+        <w:rPr>
+          <w:lang w:val="en-US"/>
+        </w:rPr>
+        <w:t>Kondisi</w:t>
+      </w:r>
+      <w:proofErr w:type="spellEnd"/>
+      <w:r>
+        <w:rPr>
+          <w:lang w:val="en-US"/>
+        </w:rPr>
+        <w:t xml:space="preserve"> </w:t>
+      </w:r>
+      <w:proofErr w:type="spellStart"/>
+      <w:r>
+        <w:rPr>
+          <w:lang w:val="en-US"/>
+        </w:rPr>
+        <w:t>ini</w:t>
+      </w:r>
+      <w:proofErr w:type="spellEnd"/>
+      <w:r>
+        <w:rPr>
+          <w:lang w:val="en-US"/>
+        </w:rPr>
+        <w:t xml:space="preserve"> </w:t>
+      </w:r>
+      <w:proofErr w:type="spellStart"/>
+      <w:r>
+        <w:rPr>
+          <w:lang w:val="en-US"/>
+        </w:rPr>
+        <w:t>tentu</w:t>
+      </w:r>
+      <w:proofErr w:type="spellEnd"/>
+      <w:r>
+        <w:rPr>
+          <w:lang w:val="en-US"/>
+        </w:rPr>
+        <w:t xml:space="preserve"> </w:t>
+      </w:r>
+      <w:proofErr w:type="spellStart"/>
+      <w:r>
+        <w:rPr>
+          <w:lang w:val="en-US"/>
+        </w:rPr>
+        <w:t>dapat</w:t>
+      </w:r>
+      <w:proofErr w:type="spellEnd"/>
+      <w:r>
+        <w:rPr>
+          <w:lang w:val="en-US"/>
+        </w:rPr>
+        <w:t xml:space="preserve"> </w:t>
+      </w:r>
+      <w:proofErr w:type="spellStart"/>
+      <w:r>
+        <w:rPr>
+          <w:lang w:val="en-US"/>
+        </w:rPr>
+        <w:t>menurunkan</w:t>
+      </w:r>
+      <w:proofErr w:type="spellEnd"/>
+      <w:r>
+        <w:rPr>
+          <w:lang w:val="en-US"/>
+        </w:rPr>
+        <w:t xml:space="preserve"> </w:t>
+      </w:r>
+      <w:proofErr w:type="spellStart"/>
+      <w:r>
+        <w:rPr>
+          <w:lang w:val="en-US"/>
+        </w:rPr>
+        <w:t>motivasi</w:t>
+      </w:r>
+      <w:proofErr w:type="spellEnd"/>
+      <w:r>
+        <w:rPr>
+          <w:lang w:val="en-US"/>
+        </w:rPr>
+        <w:t xml:space="preserve"> </w:t>
+      </w:r>
+      <w:proofErr w:type="spellStart"/>
+      <w:r>
+        <w:rPr>
+          <w:lang w:val="en-US"/>
+        </w:rPr>
+        <w:t>karyawan</w:t>
+      </w:r>
+      <w:proofErr w:type="spellEnd"/>
+      <w:r>
+        <w:rPr>
+          <w:lang w:val="en-US"/>
+        </w:rPr>
+        <w:t xml:space="preserve"> dan </w:t>
+      </w:r>
+      <w:proofErr w:type="spellStart"/>
+      <w:r>
+        <w:rPr>
+          <w:lang w:val="en-US"/>
+        </w:rPr>
+        <w:t>berdampak</w:t>
+      </w:r>
+      <w:proofErr w:type="spellEnd"/>
+      <w:r>
+        <w:rPr>
+          <w:lang w:val="en-US"/>
+        </w:rPr>
+        <w:t xml:space="preserve"> pada </w:t>
+      </w:r>
+      <w:proofErr w:type="spellStart"/>
+      <w:r>
+        <w:rPr>
+          <w:lang w:val="en-US"/>
+        </w:rPr>
+        <w:t>produk</w:t>
+      </w:r>
+      <w:r>
+        <w:rPr>
+          <w:lang w:val="en-US"/>
+        </w:rPr>
+        <w:t>tivitas</w:t>
+      </w:r>
+      <w:proofErr w:type="spellEnd"/>
+      <w:r>
+        <w:rPr>
+          <w:lang w:val="en-US"/>
+        </w:rPr>
+        <w:t xml:space="preserve"> </w:t>
+      </w:r>
+      <w:proofErr w:type="spellStart"/>
+      <w:r>
+        <w:rPr>
+          <w:lang w:val="en-US"/>
+        </w:rPr>
+        <w:t>bagian</w:t>
+      </w:r>
+      <w:proofErr w:type="spellEnd"/>
+      <w:r>
+        <w:rPr>
+          <w:lang w:val="en-US"/>
+        </w:rPr>
+        <w:t xml:space="preserve"> </w:t>
+      </w:r>
+      <w:proofErr w:type="spellStart"/>
+      <w:r>
+        <w:rPr>
+          <w:lang w:val="en-US"/>
+        </w:rPr>
+        <w:t>produksi</w:t>
+      </w:r>
+      <w:proofErr w:type="spellEnd"/>
+      <w:r>
+        <w:rPr>
+          <w:lang w:val="en-US"/>
+        </w:rPr>
+        <w:t>.</w:t>
+      </w:r>
+    </w:p>
+    <w:p>
+      <w:pPr>
+        <w:rPr>
+          <w:lang w:val="en-US"/>
+        </w:rPr>
+      </w:pPr>
+      <w:proofErr w:type="spellStart"/>
+      <w:r>
+        <w:rPr>
+          <w:lang w:val="en-US"/>
+        </w:rPr>
+        <w:t>Beberapa</w:t>
+      </w:r>
+      <w:proofErr w:type="spellEnd"/>
+      <w:r>
+        <w:rPr>
+          <w:lang w:val="en-US"/>
+        </w:rPr>
+        <w:t xml:space="preserve"> </w:t>
+      </w:r>
+      <w:proofErr w:type="spellStart"/>
+      <w:r>
+        <w:rPr>
+          <w:lang w:val="en-US"/>
+        </w:rPr>
+        <w:t>penelitian</w:t>
+      </w:r>
+      <w:proofErr w:type="spellEnd"/>
+      <w:r>
+        <w:rPr>
+          <w:lang w:val="en-US"/>
+        </w:rPr>
+        <w:t xml:space="preserve"> </w:t>
+      </w:r>
+      <w:proofErr w:type="spellStart"/>
+      <w:r>
+        <w:rPr>
+          <w:lang w:val="en-US"/>
+        </w:rPr>
+        <w:t>terdahulu</w:t>
+      </w:r>
+      <w:proofErr w:type="spellEnd"/>
+      <w:r>
+        <w:rPr>
+          <w:lang w:val="en-US"/>
+        </w:rPr>
+        <w:t xml:space="preserve"> </w:t>
+      </w:r>
+      <w:proofErr w:type="spellStart"/>
+      <w:r>
+        <w:rPr>
+          <w:lang w:val="en-US"/>
+        </w:rPr>
+        <w:t>menyatakan</w:t>
+      </w:r>
+      <w:proofErr w:type="spellEnd"/>
+      <w:r>
+        <w:rPr>
+          <w:lang w:val="en-US"/>
+        </w:rPr>
+        <w:t xml:space="preserve"> </w:t>
+      </w:r>
+      <w:proofErr w:type="spellStart"/>
+      <w:r>
+        <w:rPr>
+          <w:lang w:val="en-US"/>
+        </w:rPr>
+        <w:t>bahwa</w:t>
+      </w:r>
+      <w:proofErr w:type="spellEnd"/>
+      <w:r>
+        <w:rPr>
+          <w:lang w:val="en-US"/>
+        </w:rPr>
+        <w:t xml:space="preserve"> </w:t>
+      </w:r>
+      <w:proofErr w:type="spellStart"/>
+      <w:r>
+        <w:rPr>
+          <w:lang w:val="en-US"/>
+        </w:rPr>
+        <w:t>penerapan</w:t>
+      </w:r>
+      <w:proofErr w:type="spellEnd"/>
+      <w:r>
+        <w:rPr>
+          <w:lang w:val="en-US"/>
+        </w:rPr>
+        <w:t xml:space="preserve"> </w:t>
+      </w:r>
+      <w:proofErr w:type="spellStart"/>
+      <w:r>
+        <w:rPr>
+          <w:lang w:val="en-US"/>
+        </w:rPr>
+        <w:t>aplikasi</w:t>
+      </w:r>
+      <w:proofErr w:type="spellEnd"/>
+      <w:r>
+        <w:rPr>
+          <w:lang w:val="en-US"/>
+        </w:rPr>
+        <w:t xml:space="preserve"> </w:t>
+      </w:r>
+      <w:proofErr w:type="spellStart"/>
+      <w:r>
+        <w:rPr>
+          <w:lang w:val="en-US"/>
+        </w:rPr>
+        <w:t>berbasis</w:t>
+      </w:r>
+      <w:proofErr w:type="spellEnd"/>
+      <w:r>
+        <w:rPr>
+          <w:lang w:val="en-US"/>
+        </w:rPr>
+        <w:t xml:space="preserve"> desktop </w:t>
+      </w:r>
+      <w:proofErr w:type="spellStart"/>
+      <w:r>
+        <w:rPr>
+          <w:lang w:val="en-US"/>
+        </w:rPr>
+        <w:t>dengan</w:t>
+      </w:r>
+      <w:proofErr w:type="spellEnd"/>
+      <w:r>
+        <w:rPr>
+          <w:lang w:val="en-US"/>
+        </w:rPr>
+        <w:t xml:space="preserve"> </w:t>
+      </w:r>
+      <w:proofErr w:type="spellStart"/>
+      <w:r>
+        <w:rPr>
+          <w:lang w:val="en-US"/>
+        </w:rPr>
+        <w:t>menggunakan</w:t>
+      </w:r>
+      <w:proofErr w:type="spellEnd"/>
+      <w:r>
+        <w:rPr>
+          <w:lang w:val="en-US"/>
+        </w:rPr>
+        <w:t xml:space="preserve"> VB.NET </w:t>
+      </w:r>
+      <w:r>
+        <w:rPr>
+          <w:lang w:val="en-US"/>
+        </w:rPr>
+        <w:t xml:space="preserve">dan database </w:t>
+      </w:r>
+      <w:proofErr w:type="spellStart"/>
+      <w:r>
+        <w:rPr>
+          <w:lang w:val="en-US"/>
+        </w:rPr>
+        <w:t>dapat</w:t>
+      </w:r>
+      <w:proofErr w:type="spellEnd"/>
+      <w:r>
+        <w:rPr>
+          <w:lang w:val="en-US"/>
+        </w:rPr>
+        <w:t xml:space="preserve"> </w:t>
+      </w:r>
+      <w:proofErr w:type="spellStart"/>
+      <w:r>
+        <w:rPr>
+          <w:lang w:val="en-US"/>
+        </w:rPr>
+        <w:t>membantu</w:t>
+      </w:r>
+      <w:proofErr w:type="spellEnd"/>
+      <w:r>
+        <w:rPr>
+          <w:lang w:val="en-US"/>
+        </w:rPr>
+        <w:t xml:space="preserve"> </w:t>
+      </w:r>
+      <w:proofErr w:type="spellStart"/>
+      <w:r>
+        <w:rPr>
+          <w:lang w:val="en-US"/>
+        </w:rPr>
+        <w:t>mempercepat</w:t>
+      </w:r>
+      <w:proofErr w:type="spellEnd"/>
+      <w:r>
+        <w:rPr>
+          <w:lang w:val="en-US"/>
+        </w:rPr>
+        <w:t xml:space="preserve"> proses </w:t>
+      </w:r>
+      <w:proofErr w:type="spellStart"/>
+      <w:r>
+        <w:rPr>
+          <w:lang w:val="en-US"/>
+        </w:rPr>
+        <w:t>peng</w:t>
+      </w:r>
+      <w:r>
+        <w:rPr>
+          <w:lang w:val="en-US"/>
+        </w:rPr>
+        <w:t>olahan</w:t>
+      </w:r>
+      <w:proofErr w:type="spellEnd"/>
+      <w:r>
+        <w:rPr>
+          <w:lang w:val="en-US"/>
+        </w:rPr>
+        <w:t xml:space="preserve"> data, </w:t>
+      </w:r>
+      <w:proofErr w:type="spellStart"/>
+      <w:r>
+        <w:rPr>
+          <w:lang w:val="en-US"/>
+        </w:rPr>
+        <w:t>meningkatkan</w:t>
+      </w:r>
+      <w:proofErr w:type="spellEnd"/>
+      <w:r>
+        <w:rPr>
+          <w:lang w:val="en-US"/>
+        </w:rPr>
+        <w:t xml:space="preserve"> </w:t>
+      </w:r>
+      <w:proofErr w:type="spellStart"/>
+      <w:r>
+        <w:rPr>
+          <w:lang w:val="en-US"/>
+        </w:rPr>
+        <w:t>akurasi</w:t>
+      </w:r>
+      <w:proofErr w:type="spellEnd"/>
+      <w:r>
+        <w:rPr>
+          <w:lang w:val="en-US"/>
+        </w:rPr>
+        <w:t xml:space="preserve"> </w:t>
+      </w:r>
+      <w:proofErr w:type="spellStart"/>
+      <w:r>
+        <w:rPr>
+          <w:lang w:val="en-US"/>
+        </w:rPr>
+        <w:t>penyimpanan</w:t>
+      </w:r>
+      <w:proofErr w:type="spellEnd"/>
+      <w:r>
+        <w:rPr>
+          <w:lang w:val="en-US"/>
+        </w:rPr>
+        <w:t xml:space="preserve"> </w:t>
+      </w:r>
+      <w:proofErr w:type="spellStart"/>
+      <w:r>
+        <w:rPr>
+          <w:lang w:val="en-US"/>
+        </w:rPr>
+        <w:t>serta</w:t>
+      </w:r>
+      <w:proofErr w:type="spellEnd"/>
+      <w:r>
+        <w:rPr>
+          <w:lang w:val="en-US"/>
+        </w:rPr>
+        <w:t xml:space="preserve"> </w:t>
+      </w:r>
+      <w:proofErr w:type="spellStart"/>
+      <w:r>
+        <w:rPr>
+          <w:lang w:val="en-US"/>
+        </w:rPr>
+        <w:lastRenderedPageBreak/>
+        <w:t>menghasilkan</w:t>
+      </w:r>
+      <w:proofErr w:type="spellEnd"/>
+      <w:r>
+        <w:rPr>
+          <w:lang w:val="en-US"/>
+        </w:rPr>
+        <w:t xml:space="preserve"> </w:t>
+      </w:r>
+      <w:proofErr w:type="spellStart"/>
+      <w:r>
+        <w:rPr>
+          <w:lang w:val="en-US"/>
+        </w:rPr>
+        <w:t>laporan</w:t>
+      </w:r>
+      <w:proofErr w:type="spellEnd"/>
+      <w:r>
+        <w:rPr>
+          <w:lang w:val="en-US"/>
+        </w:rPr>
+        <w:t xml:space="preserve"> </w:t>
+      </w:r>
+      <w:proofErr w:type="spellStart"/>
+      <w:r>
+        <w:rPr>
+          <w:lang w:val="en-US"/>
+        </w:rPr>
+        <w:t>secara</w:t>
+      </w:r>
+      <w:proofErr w:type="spellEnd"/>
+      <w:r>
+        <w:rPr>
+          <w:lang w:val="en-US"/>
+        </w:rPr>
+        <w:t xml:space="preserve"> </w:t>
+      </w:r>
+      <w:proofErr w:type="spellStart"/>
+      <w:r>
+        <w:rPr>
+          <w:lang w:val="en-US"/>
+        </w:rPr>
+        <w:t>otomatis</w:t>
+      </w:r>
+      <w:proofErr w:type="spellEnd"/>
+      <w:r>
+        <w:rPr>
+          <w:lang w:val="en-US"/>
+        </w:rPr>
+        <w:t xml:space="preserve">. Hal </w:t>
+      </w:r>
+      <w:proofErr w:type="spellStart"/>
+      <w:r>
+        <w:rPr>
+          <w:lang w:val="en-US"/>
+        </w:rPr>
+        <w:t>ini</w:t>
+      </w:r>
+      <w:proofErr w:type="spellEnd"/>
+      <w:r>
+        <w:rPr>
+          <w:lang w:val="en-US"/>
+        </w:rPr>
+        <w:t xml:space="preserve"> </w:t>
+      </w:r>
+      <w:proofErr w:type="spellStart"/>
+      <w:r>
+        <w:rPr>
+          <w:lang w:val="en-US"/>
+        </w:rPr>
+        <w:t>menunjukkan</w:t>
+      </w:r>
+      <w:proofErr w:type="spellEnd"/>
+      <w:r>
+        <w:rPr>
+          <w:lang w:val="en-US"/>
+        </w:rPr>
+        <w:t xml:space="preserve"> </w:t>
+      </w:r>
+      <w:proofErr w:type="spellStart"/>
+      <w:r>
+        <w:rPr>
+          <w:lang w:val="en-US"/>
+        </w:rPr>
+        <w:t>bahwa</w:t>
+      </w:r>
+      <w:proofErr w:type="spellEnd"/>
+      <w:r>
+        <w:rPr>
+          <w:lang w:val="en-US"/>
+        </w:rPr>
+        <w:t xml:space="preserve"> </w:t>
+      </w:r>
+      <w:proofErr w:type="spellStart"/>
+      <w:r>
+        <w:rPr>
+          <w:lang w:val="en-US"/>
+        </w:rPr>
+        <w:t>penggunaan</w:t>
+      </w:r>
+      <w:proofErr w:type="spellEnd"/>
+      <w:r>
+        <w:rPr>
+          <w:lang w:val="en-US"/>
+        </w:rPr>
+        <w:t xml:space="preserve"> </w:t>
+      </w:r>
+      <w:proofErr w:type="spellStart"/>
+      <w:r>
+        <w:rPr>
+          <w:lang w:val="en-US"/>
+        </w:rPr>
+        <w:t>sistem</w:t>
+      </w:r>
+      <w:proofErr w:type="spellEnd"/>
+      <w:r>
+        <w:rPr>
+          <w:lang w:val="en-US"/>
+        </w:rPr>
+        <w:t xml:space="preserve"> </w:t>
+      </w:r>
+      <w:proofErr w:type="spellStart"/>
+      <w:r>
+        <w:rPr>
+          <w:lang w:val="en-US"/>
+        </w:rPr>
+        <w:t>penilaian</w:t>
+      </w:r>
+      <w:proofErr w:type="spellEnd"/>
+      <w:r>
+        <w:rPr>
+          <w:lang w:val="en-US"/>
+        </w:rPr>
+        <w:t xml:space="preserve"> </w:t>
+      </w:r>
+      <w:proofErr w:type="spellStart"/>
+      <w:r>
+        <w:rPr>
+          <w:lang w:val="en-US"/>
+        </w:rPr>
+        <w:t>karyawan</w:t>
+      </w:r>
+      <w:proofErr w:type="spellEnd"/>
+      <w:r>
+        <w:rPr>
+          <w:lang w:val="en-US"/>
+        </w:rPr>
+        <w:t xml:space="preserve"> </w:t>
+      </w:r>
+      <w:proofErr w:type="spellStart"/>
+      <w:r>
+        <w:rPr>
+          <w:lang w:val="en-US"/>
+        </w:rPr>
+        <w:t>bebasis</w:t>
+      </w:r>
+      <w:proofErr w:type="spellEnd"/>
+      <w:r>
+        <w:rPr>
+          <w:lang w:val="en-US"/>
+        </w:rPr>
+        <w:t xml:space="preserve"> computer </w:t>
+      </w:r>
+      <w:proofErr w:type="spellStart"/>
+      <w:r>
+        <w:rPr>
+          <w:lang w:val="en-US"/>
+        </w:rPr>
+        <w:t>merupakan</w:t>
+      </w:r>
+      <w:proofErr w:type="spellEnd"/>
+      <w:r>
+        <w:rPr>
+          <w:lang w:val="en-US"/>
+        </w:rPr>
+        <w:t xml:space="preserve"> salah </w:t>
+      </w:r>
+      <w:proofErr w:type="spellStart"/>
+      <w:r>
+        <w:rPr>
+          <w:lang w:val="en-US"/>
+        </w:rPr>
+        <w:t>satu</w:t>
+      </w:r>
+      <w:proofErr w:type="spellEnd"/>
+      <w:r>
+        <w:rPr>
+          <w:lang w:val="en-US"/>
+        </w:rPr>
+        <w:t xml:space="preserve"> </w:t>
+      </w:r>
+      <w:proofErr w:type="spellStart"/>
+      <w:r>
+        <w:rPr>
+          <w:lang w:val="en-US"/>
+        </w:rPr>
+        <w:t>solusi</w:t>
+      </w:r>
+      <w:proofErr w:type="spellEnd"/>
+      <w:r>
+        <w:rPr>
+          <w:lang w:val="en-US"/>
+        </w:rPr>
+        <w:t xml:space="preserve"> yang </w:t>
+      </w:r>
+      <w:proofErr w:type="spellStart"/>
+      <w:r>
+        <w:rPr>
+          <w:lang w:val="en-US"/>
+        </w:rPr>
+        <w:t>dapat</w:t>
+      </w:r>
+      <w:proofErr w:type="spellEnd"/>
+      <w:r>
+        <w:rPr>
+          <w:lang w:val="en-US"/>
+        </w:rPr>
+        <w:t xml:space="preserve"> </w:t>
+      </w:r>
+      <w:proofErr w:type="spellStart"/>
+      <w:r>
+        <w:rPr>
+          <w:lang w:val="en-US"/>
+        </w:rPr>
+        <w:t>meningkatkan</w:t>
+      </w:r>
+      <w:proofErr w:type="spellEnd"/>
+      <w:r>
+        <w:rPr>
+          <w:lang w:val="en-US"/>
+        </w:rPr>
+        <w:t xml:space="preserve"> </w:t>
+      </w:r>
+      <w:proofErr w:type="spellStart"/>
+      <w:r>
+        <w:rPr>
+          <w:lang w:val="en-US"/>
+        </w:rPr>
+        <w:t>efektivitas</w:t>
+      </w:r>
+      <w:proofErr w:type="spellEnd"/>
+      <w:r>
+        <w:rPr>
+          <w:lang w:val="en-US"/>
+        </w:rPr>
+        <w:t xml:space="preserve"> proses </w:t>
+      </w:r>
+      <w:proofErr w:type="spellStart"/>
+      <w:r>
+        <w:rPr>
+          <w:lang w:val="en-US"/>
+        </w:rPr>
+        <w:t>administrasi</w:t>
+      </w:r>
+      <w:proofErr w:type="spellEnd"/>
+      <w:r>
+        <w:rPr>
+          <w:lang w:val="en-US"/>
+        </w:rPr>
+        <w:t xml:space="preserve"> </w:t>
+      </w:r>
+      <w:proofErr w:type="spellStart"/>
+      <w:r>
+        <w:rPr>
+          <w:lang w:val="en-US"/>
+        </w:rPr>
+        <w:t>penila</w:t>
+      </w:r>
+      <w:r>
+        <w:rPr>
+          <w:lang w:val="en-US"/>
+        </w:rPr>
+        <w:t>ian</w:t>
+      </w:r>
+      <w:proofErr w:type="spellEnd"/>
+      <w:r>
+        <w:rPr>
+          <w:lang w:val="en-US"/>
+        </w:rPr>
+        <w:t xml:space="preserve"> </w:t>
+      </w:r>
+      <w:proofErr w:type="spellStart"/>
+      <w:r>
+        <w:rPr>
+          <w:lang w:val="en-US"/>
+        </w:rPr>
+        <w:t>kepegawaian</w:t>
+      </w:r>
+      <w:proofErr w:type="spellEnd"/>
+      <w:r>
+        <w:rPr>
+          <w:lang w:val="en-US"/>
+        </w:rPr>
+        <w:t xml:space="preserve"> </w:t>
+      </w:r>
+      <w:proofErr w:type="spellStart"/>
+      <w:r>
+        <w:rPr>
+          <w:lang w:val="en-US"/>
+        </w:rPr>
+        <w:t>dibagian</w:t>
+      </w:r>
+      <w:proofErr w:type="spellEnd"/>
+      <w:r>
+        <w:rPr>
+          <w:lang w:val="en-US"/>
+        </w:rPr>
+        <w:t xml:space="preserve"> </w:t>
+      </w:r>
+      <w:proofErr w:type="spellStart"/>
+      <w:r>
+        <w:rPr>
+          <w:lang w:val="en-US"/>
+        </w:rPr>
+        <w:t>produksi</w:t>
+      </w:r>
+      <w:proofErr w:type="spellEnd"/>
+      <w:r>
+        <w:rPr>
+          <w:lang w:val="en-US"/>
+        </w:rPr>
+        <w:t>.</w:t>
+      </w:r>
+    </w:p>
+    <w:p>
+      <w:pPr>
+        <w:rPr>
+          <w:lang w:val="en-US"/>
+        </w:rPr>
+      </w:pPr>
+      <w:proofErr w:type="spellStart"/>
+      <w:r>
+        <w:rPr>
+          <w:lang w:val="en-US"/>
+        </w:rPr>
+        <w:t>Bedasarkan</w:t>
+      </w:r>
+      <w:proofErr w:type="spellEnd"/>
+      <w:r>
+        <w:rPr>
+          <w:lang w:val="en-US"/>
+        </w:rPr>
+        <w:t xml:space="preserve"> </w:t>
+      </w:r>
+      <w:proofErr w:type="spellStart"/>
+      <w:r>
+        <w:rPr>
+          <w:lang w:val="en-US"/>
+        </w:rPr>
+        <w:t>permasalahan</w:t>
+      </w:r>
+      <w:proofErr w:type="spellEnd"/>
+      <w:r>
+        <w:rPr>
+          <w:lang w:val="en-US"/>
+        </w:rPr>
+        <w:t xml:space="preserve"> </w:t>
+      </w:r>
+      <w:proofErr w:type="spellStart"/>
+      <w:r>
+        <w:rPr>
+          <w:lang w:val="en-US"/>
+        </w:rPr>
+        <w:t>tersebut</w:t>
+      </w:r>
+      <w:proofErr w:type="spellEnd"/>
+      <w:r>
+        <w:rPr>
+          <w:lang w:val="en-US"/>
+        </w:rPr>
+        <w:t xml:space="preserve">, </w:t>
+      </w:r>
+      <w:proofErr w:type="spellStart"/>
+      <w:r>
+        <w:rPr>
+          <w:lang w:val="en-US"/>
+        </w:rPr>
+        <w:t>maka</w:t>
+      </w:r>
+      <w:proofErr w:type="spellEnd"/>
+      <w:r>
+        <w:rPr>
+          <w:lang w:val="en-US"/>
+        </w:rPr>
+        <w:t xml:space="preserve"> </w:t>
+      </w:r>
+      <w:proofErr w:type="spellStart"/>
+      <w:r>
+        <w:rPr>
+          <w:lang w:val="en-US"/>
+        </w:rPr>
+        <w:t>perlu</w:t>
+      </w:r>
+      <w:proofErr w:type="spellEnd"/>
+      <w:r>
+        <w:rPr>
+          <w:lang w:val="en-US"/>
+        </w:rPr>
+        <w:t xml:space="preserve"> </w:t>
+      </w:r>
+      <w:proofErr w:type="spellStart"/>
+      <w:r>
+        <w:rPr>
+          <w:lang w:val="en-US"/>
+        </w:rPr>
+        <w:t>dibangun</w:t>
+      </w:r>
+      <w:proofErr w:type="spellEnd"/>
+      <w:r>
+        <w:rPr>
+          <w:lang w:val="en-US"/>
+        </w:rPr>
+        <w:t xml:space="preserve"> </w:t>
+      </w:r>
+      <w:proofErr w:type="spellStart"/>
+      <w:r>
+        <w:rPr>
+          <w:lang w:val="en-US"/>
+        </w:rPr>
+        <w:t>S</w:t>
+      </w:r>
+      <w:r>
+        <w:rPr>
+          <w:lang w:val="en-US"/>
+        </w:rPr>
+        <w:t>istem</w:t>
+      </w:r>
+      <w:proofErr w:type="spellEnd"/>
+      <w:r>
+        <w:rPr>
+          <w:lang w:val="en-US"/>
+        </w:rPr>
+        <w:t xml:space="preserve"> </w:t>
+      </w:r>
+      <w:proofErr w:type="spellStart"/>
+      <w:r>
+        <w:rPr>
+          <w:lang w:val="en-US"/>
+        </w:rPr>
+        <w:t>P</w:t>
+      </w:r>
+      <w:r>
+        <w:rPr>
+          <w:lang w:val="en-US"/>
+        </w:rPr>
+        <w:t>enilaian</w:t>
+      </w:r>
+      <w:proofErr w:type="spellEnd"/>
+      <w:r>
+        <w:rPr>
+          <w:lang w:val="en-US"/>
+        </w:rPr>
+        <w:t xml:space="preserve"> </w:t>
+      </w:r>
+      <w:proofErr w:type="spellStart"/>
+      <w:r>
+        <w:rPr>
+          <w:lang w:val="en-US"/>
+        </w:rPr>
+        <w:t>Karyawan</w:t>
+      </w:r>
+      <w:proofErr w:type="spellEnd"/>
+      <w:r>
+        <w:rPr>
+          <w:lang w:val="en-US"/>
+        </w:rPr>
+        <w:t xml:space="preserve"> </w:t>
+      </w:r>
+      <w:proofErr w:type="spellStart"/>
+      <w:r>
+        <w:rPr>
+          <w:lang w:val="en-US"/>
+        </w:rPr>
+        <w:t>Berbasis</w:t>
+      </w:r>
+      <w:proofErr w:type="spellEnd"/>
+      <w:r>
+        <w:rPr>
+          <w:lang w:val="en-US"/>
+        </w:rPr>
+        <w:t xml:space="preserve"> VB.NET pada </w:t>
+      </w:r>
+      <w:proofErr w:type="spellStart"/>
+      <w:r>
+        <w:rPr>
+          <w:lang w:val="en-US"/>
+        </w:rPr>
+        <w:t>bagian</w:t>
+      </w:r>
+      <w:proofErr w:type="spellEnd"/>
+      <w:r>
+        <w:rPr>
+          <w:lang w:val="en-US"/>
+        </w:rPr>
+        <w:t xml:space="preserve"> </w:t>
+      </w:r>
+      <w:proofErr w:type="spellStart"/>
+      <w:r>
+        <w:rPr>
+          <w:lang w:val="en-US"/>
+        </w:rPr>
+        <w:t>produksi</w:t>
+      </w:r>
+      <w:proofErr w:type="spellEnd"/>
+      <w:r>
+        <w:rPr>
+          <w:lang w:val="en-US"/>
+        </w:rPr>
+        <w:t xml:space="preserve"> yang </w:t>
+      </w:r>
+      <w:proofErr w:type="spellStart"/>
+      <w:r>
+        <w:rPr>
+          <w:lang w:val="en-US"/>
+        </w:rPr>
+        <w:t>mampu</w:t>
+      </w:r>
+      <w:proofErr w:type="spellEnd"/>
+      <w:r>
+        <w:rPr>
+          <w:lang w:val="en-US"/>
+        </w:rPr>
+        <w:t xml:space="preserve"> </w:t>
+      </w:r>
+      <w:proofErr w:type="spellStart"/>
+      <w:r>
+        <w:rPr>
+          <w:lang w:val="en-US"/>
+        </w:rPr>
+        <w:t>mengelola</w:t>
+      </w:r>
+      <w:proofErr w:type="spellEnd"/>
+      <w:r>
+        <w:rPr>
+          <w:lang w:val="en-US"/>
+        </w:rPr>
+        <w:t xml:space="preserve"> data </w:t>
+      </w:r>
+      <w:proofErr w:type="spellStart"/>
+      <w:r>
+        <w:rPr>
+          <w:lang w:val="en-US"/>
+        </w:rPr>
+        <w:t>kinerja</w:t>
+      </w:r>
+      <w:proofErr w:type="spellEnd"/>
+      <w:r>
+        <w:rPr>
+          <w:lang w:val="en-US"/>
+        </w:rPr>
+        <w:t xml:space="preserve"> </w:t>
+      </w:r>
+      <w:proofErr w:type="spellStart"/>
+      <w:r>
+        <w:rPr>
+          <w:lang w:val="en-US"/>
+        </w:rPr>
+        <w:t>karyawan</w:t>
+      </w:r>
+      <w:proofErr w:type="spellEnd"/>
+      <w:r>
+        <w:rPr>
+          <w:lang w:val="en-US"/>
+        </w:rPr>
+        <w:t xml:space="preserve"> </w:t>
+      </w:r>
+      <w:proofErr w:type="spellStart"/>
+      <w:r>
+        <w:rPr>
+          <w:lang w:val="en-US"/>
+        </w:rPr>
+        <w:t>secara</w:t>
+      </w:r>
+      <w:proofErr w:type="spellEnd"/>
+      <w:r>
+        <w:rPr>
+          <w:lang w:val="en-US"/>
+        </w:rPr>
+        <w:t xml:space="preserve"> </w:t>
+      </w:r>
+      <w:proofErr w:type="spellStart"/>
+      <w:r>
+        <w:rPr>
+          <w:lang w:val="en-US"/>
+        </w:rPr>
+        <w:t>otomatis</w:t>
+      </w:r>
+      <w:proofErr w:type="spellEnd"/>
+      <w:r>
+        <w:rPr>
+          <w:lang w:val="en-US"/>
+        </w:rPr>
+        <w:t xml:space="preserve">, </w:t>
+      </w:r>
+      <w:proofErr w:type="spellStart"/>
+      <w:r>
+        <w:rPr>
+          <w:lang w:val="en-US"/>
+        </w:rPr>
+        <w:t>aman</w:t>
+      </w:r>
+      <w:proofErr w:type="spellEnd"/>
+      <w:r>
+        <w:rPr>
+          <w:lang w:val="en-US"/>
+        </w:rPr>
+        <w:t xml:space="preserve"> dan </w:t>
+      </w:r>
+      <w:proofErr w:type="spellStart"/>
+      <w:r>
+        <w:rPr>
+          <w:lang w:val="en-US"/>
+        </w:rPr>
+        <w:t>terstruktur</w:t>
+      </w:r>
+      <w:proofErr w:type="spellEnd"/>
+      <w:r>
+        <w:rPr>
+          <w:lang w:val="en-US"/>
+        </w:rPr>
+        <w:t xml:space="preserve">. </w:t>
+      </w:r>
+      <w:proofErr w:type="spellStart"/>
+      <w:r>
+        <w:rPr>
+          <w:lang w:val="en-US"/>
+        </w:rPr>
+        <w:t>Dengan</w:t>
+      </w:r>
+      <w:proofErr w:type="spellEnd"/>
+      <w:r>
+        <w:rPr>
+          <w:lang w:val="en-US"/>
+        </w:rPr>
+        <w:t xml:space="preserve"> </w:t>
+      </w:r>
+      <w:proofErr w:type="spellStart"/>
+      <w:r>
+        <w:rPr>
+          <w:lang w:val="en-US"/>
+        </w:rPr>
+        <w:t>adanya</w:t>
+      </w:r>
+      <w:proofErr w:type="spellEnd"/>
+      <w:r>
+        <w:rPr>
+          <w:lang w:val="en-US"/>
+        </w:rPr>
+        <w:t xml:space="preserve"> </w:t>
+      </w:r>
+      <w:proofErr w:type="spellStart"/>
+      <w:r>
+        <w:rPr>
+          <w:lang w:val="en-US"/>
+        </w:rPr>
+        <w:t>sistem</w:t>
+      </w:r>
+      <w:proofErr w:type="spellEnd"/>
+      <w:r>
+        <w:rPr>
+          <w:lang w:val="en-US"/>
+        </w:rPr>
+        <w:t xml:space="preserve"> </w:t>
+      </w:r>
+      <w:proofErr w:type="spellStart"/>
+      <w:r>
+        <w:rPr>
+          <w:lang w:val="en-US"/>
+        </w:rPr>
+        <w:t>ini</w:t>
+      </w:r>
+      <w:proofErr w:type="spellEnd"/>
+      <w:r>
+        <w:rPr>
+          <w:lang w:val="en-US"/>
+        </w:rPr>
+        <w:t xml:space="preserve">, </w:t>
+      </w:r>
+      <w:proofErr w:type="spellStart"/>
+      <w:r>
+        <w:rPr>
+          <w:lang w:val="en-US"/>
+        </w:rPr>
+        <w:t>diharapkan</w:t>
+      </w:r>
+      <w:proofErr w:type="spellEnd"/>
+      <w:r>
+        <w:rPr>
+          <w:lang w:val="en-US"/>
+        </w:rPr>
+        <w:t xml:space="preserve"> proses </w:t>
+      </w:r>
+      <w:proofErr w:type="spellStart"/>
+      <w:r>
+        <w:rPr>
+          <w:lang w:val="en-US"/>
+        </w:rPr>
+        <w:t>penilaian</w:t>
+      </w:r>
+      <w:proofErr w:type="spellEnd"/>
+      <w:r>
+        <w:rPr>
+          <w:lang w:val="en-US"/>
+        </w:rPr>
+        <w:t xml:space="preserve"> </w:t>
+      </w:r>
+      <w:proofErr w:type="spellStart"/>
+      <w:r>
+        <w:rPr>
+          <w:lang w:val="en-US"/>
+        </w:rPr>
+        <w:t>menjadi</w:t>
+      </w:r>
+      <w:proofErr w:type="spellEnd"/>
+      <w:r>
+        <w:rPr>
+          <w:lang w:val="en-US"/>
+        </w:rPr>
+        <w:t xml:space="preserve"> </w:t>
+      </w:r>
+      <w:proofErr w:type="spellStart"/>
+      <w:r>
+        <w:rPr>
+          <w:lang w:val="en-US"/>
+        </w:rPr>
+        <w:t>lebih</w:t>
+      </w:r>
+      <w:proofErr w:type="spellEnd"/>
+      <w:r>
+        <w:rPr>
+          <w:lang w:val="en-US"/>
+        </w:rPr>
+        <w:t xml:space="preserve"> </w:t>
+      </w:r>
+      <w:proofErr w:type="spellStart"/>
+      <w:r>
+        <w:rPr>
+          <w:lang w:val="en-US"/>
+        </w:rPr>
+        <w:t>objectif</w:t>
+      </w:r>
+      <w:proofErr w:type="spellEnd"/>
+      <w:r>
+        <w:rPr>
+          <w:lang w:val="en-US"/>
+        </w:rPr>
+        <w:t xml:space="preserve">, </w:t>
+      </w:r>
+      <w:proofErr w:type="spellStart"/>
+      <w:r>
+        <w:rPr>
+          <w:lang w:val="en-US"/>
+        </w:rPr>
+        <w:t>cepat</w:t>
+      </w:r>
+      <w:proofErr w:type="spellEnd"/>
+      <w:r>
+        <w:rPr>
+          <w:lang w:val="en-US"/>
+        </w:rPr>
+        <w:t xml:space="preserve">, </w:t>
+      </w:r>
+      <w:proofErr w:type="spellStart"/>
+      <w:r>
+        <w:rPr>
+          <w:lang w:val="en-US"/>
+        </w:rPr>
+        <w:t>serta</w:t>
+      </w:r>
+      <w:proofErr w:type="spellEnd"/>
+      <w:r>
+        <w:rPr>
+          <w:lang w:val="en-US"/>
+        </w:rPr>
+        <w:t xml:space="preserve"> </w:t>
+      </w:r>
+      <w:proofErr w:type="spellStart"/>
+      <w:r>
+        <w:rPr>
+          <w:lang w:val="en-US"/>
+        </w:rPr>
+        <w:t>mendukung</w:t>
+      </w:r>
+      <w:proofErr w:type="spellEnd"/>
+      <w:r>
+        <w:rPr>
+          <w:lang w:val="en-US"/>
+        </w:rPr>
+        <w:t xml:space="preserve"> </w:t>
+      </w:r>
+      <w:proofErr w:type="spellStart"/>
+      <w:r>
+        <w:rPr>
+          <w:lang w:val="en-US"/>
+        </w:rPr>
+        <w:t>pengambilan</w:t>
+      </w:r>
+      <w:proofErr w:type="spellEnd"/>
+      <w:r>
+        <w:rPr>
+          <w:lang w:val="en-US"/>
+        </w:rPr>
+        <w:t xml:space="preserve"> Keputusan yang </w:t>
+      </w:r>
+      <w:proofErr w:type="spellStart"/>
+      <w:r>
+        <w:rPr>
+          <w:lang w:val="en-US"/>
+        </w:rPr>
+        <w:t>lebih</w:t>
+      </w:r>
+      <w:proofErr w:type="spellEnd"/>
+      <w:r>
+        <w:rPr>
+          <w:lang w:val="en-US"/>
+        </w:rPr>
+        <w:t xml:space="preserve"> </w:t>
+      </w:r>
+      <w:proofErr w:type="spellStart"/>
+      <w:r>
+        <w:rPr>
+          <w:lang w:val="en-US"/>
+        </w:rPr>
+        <w:t>tepat</w:t>
+      </w:r>
+      <w:proofErr w:type="spellEnd"/>
+      <w:r>
+        <w:rPr>
+          <w:lang w:val="en-US"/>
+        </w:rPr>
+        <w:t xml:space="preserve"> </w:t>
+      </w:r>
+      <w:proofErr w:type="spellStart"/>
+      <w:r>
+        <w:rPr>
+          <w:lang w:val="en-US"/>
+        </w:rPr>
+        <w:t>bagi</w:t>
+      </w:r>
+      <w:proofErr w:type="spellEnd"/>
+      <w:r>
+        <w:rPr>
+          <w:lang w:val="en-US"/>
+        </w:rPr>
+        <w:t xml:space="preserve"> Perusahaan.</w:t>
+      </w:r>
+      <w:r>
+        <w:rPr>
+          <w:lang w:val="en-US"/>
+        </w:rPr>
+        <w:t xml:space="preserve"> </w:t>
+      </w:r>
+    </w:p>
+    <w:p>
+      <w:pPr>
+        <w:rPr>
+          <w:lang w:val="en-US"/>
+        </w:rPr>
+      </w:pPr>
     </w:p>
     <w:p>
       <w:pPr>
         <w:pStyle w:val="Heading2"/>
       </w:pPr>
-      <w:bookmarkStart w:id="8" w:name="_Toc215530916"/>
-      <w:proofErr w:type="spellStart"/>
-      <w:r>
-        <w:t>Latar</w:t>
-      </w:r>
-      <w:proofErr w:type="spellEnd"/>
-      <w:r>
-        <w:t xml:space="preserve"> </w:t>
-      </w:r>
-      <w:proofErr w:type="spellStart"/>
-      <w:r>
-        <w:t>Belakang</w:t>
+      <w:bookmarkStart w:id="8" w:name="_Toc215530917"/>
+      <w:proofErr w:type="spellStart"/>
+      <w:r>
+        <w:t>Rumusan</w:t>
+      </w:r>
+      <w:proofErr w:type="spellEnd"/>
+      <w:r>
+        <w:t xml:space="preserve"> </w:t>
+      </w:r>
+      <w:proofErr w:type="spellStart"/>
+      <w:r>
+        <w:t>Masalah</w:t>
       </w:r>
       <w:bookmarkEnd w:id="8"/>
-      <w:proofErr w:type="spellEnd"/>
-    </w:p>
-    <w:p>
-      <w:pPr>
-        <w:rPr>
-          <w:lang w:val="en-US"/>
-        </w:rPr>
-      </w:pPr>
-      <w:r>
-        <w:t>Koperasi simpan</w:t>
-      </w:r>
-      <w:r>
-        <w:rPr>
-          <w:lang w:val="en-US"/>
-        </w:rPr>
-        <w:t xml:space="preserve"> </w:t>
-      </w:r>
-      <w:r>
-        <w:t>pinjam adalah koperasi yang menghimpun dana masyarakat untuk kemudian menyalurkannya kembali kepada anggota melalui layanan simpan</w:t>
-      </w:r>
-      <w:r>
-        <w:rPr>
-          <w:lang w:val="en-US"/>
-        </w:rPr>
-        <w:t xml:space="preserve"> </w:t>
-      </w:r>
-      <w:r>
-        <w:t>pinjam. Untuk mendukung operasional tersebut diperlukan sistem informasi yang andal, karena banyak koperasi saat ini masih mengelola data secara konvensiona</w:t>
-      </w:r>
-      <w:r>
-        <w:rPr>
-          <w:lang w:val="en-US"/>
-        </w:rPr>
-        <w:t>l</w:t>
-      </w:r>
-      <w:r>
-        <w:t>. Pendekatan manual semacam ini menimbulkan kelemahan signifikan, seperti sering terjadinya kesalahan pencatatan data anggota, simpanan, pinjaman, dan pembayaran sampai tahap pelaporan. Selain itu, informasi keuangan koperasi sering tidak tersedia secara real time dan arsip data tidak terkelola dengan baik, sehingga menyulitkan pelacakan transaksi. Kondisi tersebut menunjukkan kebutuhan mendesak akan sistem informasi</w:t>
-      </w:r>
-      <w:r>
-        <w:rPr>
-          <w:lang w:val="en-US"/>
-        </w:rPr>
-        <w:t xml:space="preserve"> yang</w:t>
-      </w:r>
-      <w:r>
-        <w:t xml:space="preserve"> terkomputerisasi</w:t>
-      </w:r>
-      <w:r>
-        <w:rPr>
-          <w:lang w:val="en-US"/>
-        </w:rPr>
-        <w:t xml:space="preserve">, </w:t>
-      </w:r>
-      <w:r>
-        <w:t>oleh karena itu beberapa penelitian terdahulu merancang aplikasi desktop berbasis VB.Net dengan basis data MySQL untuk mengintegrasikan proses simpan‐pinjam dan mempermudah pengelolaan serta pelaporan data koperasi</w:t>
-      </w:r>
-      <w:r>
-        <w:t>.</w:t>
-      </w:r>
-    </w:p>
-    <w:p>
-      <w:pPr>
-        <w:pStyle w:val="Heading2"/>
-      </w:pPr>
-      <w:bookmarkStart w:id="9" w:name="_Toc215530917"/>
-      <w:proofErr w:type="spellStart"/>
-      <w:r>
-        <w:t>Rumusan</w:t>
-      </w:r>
-      <w:proofErr w:type="spellEnd"/>
-      <w:r>
-        <w:t xml:space="preserve"> </w:t>
-      </w:r>
-      <w:proofErr w:type="spellStart"/>
-      <w:r>
-        <w:t>Masalah</w:t>
-      </w:r>
-      <w:bookmarkEnd w:id="9"/>
       <w:proofErr w:type="spellEnd"/>
     </w:p>
     <w:p>
@@ -2377,7 +5503,13 @@
         </w:rPr>
       </w:pPr>
       <w:r>
-        <w:t>Bagaimana merancang sistem yang dapat menggantikan pencatatan manual agar data simpanan dan pinjaman anggota dapat tersimpan secara rapi, terstruktur, dan mudah diakses?</w:t>
+        <w:t xml:space="preserve">Bagaimana merancang sistem </w:t>
+      </w:r>
+      <w:r>
+        <w:t>informasi yang dapat  mengelola data penilaian</w:t>
+      </w:r>
+      <w:r>
+        <w:t xml:space="preserve"> karyawan pada bagian produksi secara terkomputerasi?</w:t>
       </w:r>
     </w:p>
     <w:p>
@@ -2392,7 +5524,13 @@
         </w:rPr>
       </w:pPr>
       <w:r>
-        <w:t>Bagaimana memastikan proses perhitungan simpanan, bunga pinjaman, cicilan, dan denda dapat dilakukan secara otomatis dan akurat untuk menghindari kesalahan perhitungan oleh petugas?</w:t>
+        <w:t xml:space="preserve">Bagaimana </w:t>
+      </w:r>
+      <w:r>
+        <w:t>sistem dapat membantu meminimalkan kesalahan</w:t>
+      </w:r>
+      <w:r>
+        <w:t xml:space="preserve"> pencatatan (human eror) dalam proses penilaian?</w:t>
       </w:r>
     </w:p>
     <w:p>
@@ -2410,7 +5548,13 @@
         </w:rPr>
       </w:pPr>
       <w:r>
-        <w:t>Bagaimana membangun sistem yang dapat menampilkan riwayat transaksi anggota secara lengkap sehingga memudahkan proses pengecekan, pelacakan, dan audit?</w:t>
+        <w:t xml:space="preserve">Bagaimana </w:t>
+      </w:r>
+      <w:r>
+        <w:t xml:space="preserve">sistem </w:t>
+      </w:r>
+      <w:r>
+        <w:t>dapat menyajikan laporan hasil penilaian karyawan secara akurat dan mudah dipahami?</w:t>
       </w:r>
     </w:p>
     <w:p>
@@ -2425,42 +5569,28 @@
         </w:rPr>
       </w:pPr>
       <w:r>
-        <w:t>Bagaimana menyediakan akses yang dibatasi berdasarkan peran (admin dan petugas) untuk menjaga keamanan data dan mencegah penyalahgunaan?</w:t>
-      </w:r>
-    </w:p>
-    <w:p>
-      <w:pPr>
-        <w:pStyle w:val="ListParagraph"/>
-        <w:numPr>
-          <w:ilvl w:val="0"/>
-          <w:numId w:val="14"/>
-        </w:numPr>
-        <w:rPr>
-          <w:lang w:val="en-US"/>
-        </w:rPr>
-      </w:pPr>
-      <w:r>
-        <w:t>agaimana merancang sistem yang mampu menghasilkan laporan simpanan, pinjaman, dan pembayaran cicilan secara cepat dan akurat untuk mendukung kegiatan administrasi dan pelaporan koperasi?</w:t>
+        <w:t xml:space="preserve">Bagaimana </w:t>
+      </w:r>
+      <w:r>
+        <w:t>penerapan</w:t>
+      </w:r>
+      <w:r>
+        <w:t xml:space="preserve"> VB.NET dan database dapat digunakan untuk membangun sistem penilaian karyawan yang efektif?</w:t>
       </w:r>
     </w:p>
     <w:p>
       <w:pPr>
         <w:pStyle w:val="Heading2"/>
       </w:pPr>
-      <w:bookmarkStart w:id="10" w:name="_Toc215530918"/>
-      <w:proofErr w:type="spellStart"/>
-      <w:r>
-        <w:t>Tujuan</w:t>
-      </w:r>
-      <w:proofErr w:type="spellEnd"/>
-      <w:r>
-        <w:t xml:space="preserve"> </w:t>
+      <w:bookmarkStart w:id="9" w:name="_Toc215530918"/>
+      <w:r>
+        <w:t xml:space="preserve">Tujuan </w:t>
       </w:r>
       <w:proofErr w:type="spellStart"/>
       <w:r>
         <w:t>Penelitian</w:t>
       </w:r>
-      <w:bookmarkEnd w:id="10"/>
+      <w:bookmarkEnd w:id="9"/>
       <w:proofErr w:type="spellEnd"/>
     </w:p>
     <w:p>
@@ -2472,13 +5602,25 @@
         </w:rPr>
       </w:pPr>
       <w:r>
-        <w:t>Penelitian ini dilakukan dengan tujuan untuk menganalisa kelemahan-kelemahan yang sering terjadi dalam koperasi yang masih menggunakan sistem konvensional dan kemudian membangun sebuah sistem informasi pengolahan data koperasi simpan pinjam yang dapat memberikan kemudahan kepada petugas koperasi untuk pengolahan data dan pembuatan laporan, serta dapat meningkatkan pelayanan petugas koperasi kepada anggota sehingga kepercayaan masyarakat terhadap koperasi tersebut tetap terjaga</w:t>
-      </w:r>
-      <w:r>
-        <w:rPr>
-          <w:lang w:val="en-US"/>
-        </w:rPr>
-        <w:t>.</w:t>
+        <w:t xml:space="preserve">Penelitian ini dilakukan dengan tujuan untuk </w:t>
+      </w:r>
+      <w:r>
+        <w:t>mengembangkan sistem informasi penilaian karyawan berbasis VB.NET yang terin</w:t>
+      </w:r>
+      <w:r>
+        <w:t>tegrasi dengan database, mengurangi kesalahan pencatatan dan meningkatkan akurasi data penilaian karyawan, menyediakan laporan</w:t>
+      </w:r>
+      <w:r>
+        <w:t xml:space="preserve"> penilaian karyawan yang lengkap, akurat, dan dapat diakses dengan cepat, dan mendukung proses evaluasi dan pengambilan keputusan pada bagian </w:t>
+      </w:r>
+      <w:r>
+        <w:t>kepada perusahaan</w:t>
+      </w:r>
+      <w:r>
+        <w:t xml:space="preserve"> secara</w:t>
+      </w:r>
+      <w:r>
+        <w:t xml:space="preserve"> lebih efektif dan objektif.</w:t>
       </w:r>
     </w:p>
     <w:p>
@@ -2488,7 +5630,7 @@
         <w:keepLines w:val="0"/>
         <w:widowControl w:val="0"/>
       </w:pPr>
-      <w:bookmarkStart w:id="11" w:name="_Toc215530919"/>
+      <w:bookmarkStart w:id="10" w:name="_Toc215530919"/>
       <w:r>
         <w:t xml:space="preserve">Batasan </w:t>
       </w:r>
@@ -2496,7 +5638,7 @@
       <w:r>
         <w:t>Masalah</w:t>
       </w:r>
-      <w:bookmarkEnd w:id="11"/>
+      <w:bookmarkEnd w:id="10"/>
       <w:proofErr w:type="spellEnd"/>
     </w:p>
     <w:p>
@@ -2513,7 +5655,11 @@
         </w:rPr>
       </w:pPr>
       <w:r>
-        <w:t>Sistem hanya mencakup proses pendataan anggota, pengelolaan simpanan, pengajuan pinjaman, pengelolaan pinjaman, dan pencatatan pembayaran angsuran.</w:t>
+        <w:t xml:space="preserve">Sistem hanya digunakan untuk pengolahan data penilaian karyawan </w:t>
+      </w:r>
+      <w:r>
+        <w:lastRenderedPageBreak/>
+        <w:t>pada bagian produksi.</w:t>
       </w:r>
     </w:p>
     <w:p>
@@ -2530,7 +5676,7 @@
         </w:rPr>
       </w:pPr>
       <w:r>
-        <w:t>Sistem difokuskan pada aplikasi desktop yang berjalan pada lingkungan Windows menggunakan VB.NET, tanpa pengembangan versi mobile ataupun web.</w:t>
+        <w:t>Penilaian karyawan meliputi beberapa kriteria seperti: kehadiran, kedisiplinan, ketepatan waktu, kualitas kerja, dan pencapaian target.</w:t>
       </w:r>
     </w:p>
     <w:p>
@@ -2547,7 +5693,7 @@
         </w:rPr>
       </w:pPr>
       <w:r>
-        <w:t>Basis data yang digunakan dibatasi pada penggunaan MySQL sebagai sistem manajemen basis data utama.</w:t>
+        <w:t>Sistem dibangun menggunakan VB.NET sebagai platform pengembangan aplikasi desktop.</w:t>
       </w:r>
     </w:p>
     <w:p>
@@ -2564,13 +5710,7 @@
         </w:rPr>
       </w:pPr>
       <w:r>
-        <w:t>Perhitungan simpanan, bunga pinjaman, cicilan, dan denda dilakukan sesuai rumus yang ditetapkan dalam studi kasus koperasi dan tidak membahas variasi peraturan koperasi lain</w:t>
-      </w:r>
-      <w:r>
-        <w:rPr>
-          <w:lang w:val="en-US"/>
-        </w:rPr>
-        <w:t>.</w:t>
+        <w:t>Basis data yang digunakan dibatasi pada penggunaan MySQL sebagai sistem manajemen basis data utama.</w:t>
       </w:r>
     </w:p>
     <w:p>
@@ -2587,24 +5727,164 @@
         </w:rPr>
       </w:pPr>
       <w:r>
-        <w:t>Laporan yang dihasilkan terbatas pada laporan data anggota, laporan simpanan, laporan pinjaman, dan laporan pembayaran angsuran sesuai kebutuhan operasional koperasi.</w:t>
-      </w:r>
+        <w:t>Sistem hanya menampilkan laporan dalam bentuk tabel dan rekapitulasi, tanpa grafik visual yang kompleks.</w:t>
+      </w:r>
+    </w:p>
+    <w:p>
+      <w:pPr>
+        <w:keepNext w:val="0"/>
+        <w:widowControl w:val="0"/>
+        <w:rPr>
+          <w:lang w:val="en-US"/>
+        </w:rPr>
+      </w:pPr>
+    </w:p>
+    <w:p>
+      <w:pPr>
+        <w:keepNext w:val="0"/>
+        <w:widowControl w:val="0"/>
+        <w:rPr>
+          <w:lang w:val="en-US"/>
+        </w:rPr>
+      </w:pPr>
+    </w:p>
+    <w:p>
+      <w:pPr>
+        <w:keepNext w:val="0"/>
+        <w:widowControl w:val="0"/>
+        <w:rPr>
+          <w:lang w:val="en-US"/>
+        </w:rPr>
+      </w:pPr>
+    </w:p>
+    <w:p>
+      <w:pPr>
+        <w:keepNext w:val="0"/>
+        <w:widowControl w:val="0"/>
+        <w:rPr>
+          <w:lang w:val="en-US"/>
+        </w:rPr>
+      </w:pPr>
+    </w:p>
+    <w:p>
+      <w:pPr>
+        <w:keepNext w:val="0"/>
+        <w:widowControl w:val="0"/>
+        <w:rPr>
+          <w:lang w:val="en-US"/>
+        </w:rPr>
+      </w:pPr>
+    </w:p>
+    <w:p>
+      <w:pPr>
+        <w:keepNext w:val="0"/>
+        <w:widowControl w:val="0"/>
+        <w:rPr>
+          <w:lang w:val="en-US"/>
+        </w:rPr>
+      </w:pPr>
+    </w:p>
+    <w:p>
+      <w:pPr>
+        <w:keepNext w:val="0"/>
+        <w:widowControl w:val="0"/>
+        <w:rPr>
+          <w:lang w:val="en-US"/>
+        </w:rPr>
+      </w:pPr>
+    </w:p>
+    <w:p>
+      <w:pPr>
+        <w:keepNext w:val="0"/>
+        <w:widowControl w:val="0"/>
+        <w:rPr>
+          <w:lang w:val="en-US"/>
+        </w:rPr>
+      </w:pPr>
+    </w:p>
+    <w:p>
+      <w:pPr>
+        <w:keepNext w:val="0"/>
+        <w:widowControl w:val="0"/>
+        <w:rPr>
+          <w:lang w:val="en-US"/>
+        </w:rPr>
+      </w:pPr>
+    </w:p>
+    <w:p>
+      <w:pPr>
+        <w:keepNext w:val="0"/>
+        <w:widowControl w:val="0"/>
+        <w:rPr>
+          <w:lang w:val="en-US"/>
+        </w:rPr>
+      </w:pPr>
+    </w:p>
+    <w:p>
+      <w:pPr>
+        <w:keepNext w:val="0"/>
+        <w:widowControl w:val="0"/>
+        <w:rPr>
+          <w:lang w:val="en-US"/>
+        </w:rPr>
+      </w:pPr>
+    </w:p>
+    <w:p>
+      <w:pPr>
+        <w:keepNext w:val="0"/>
+        <w:widowControl w:val="0"/>
+        <w:ind w:left="0"/>
+        <w:rPr>
+          <w:lang w:val="en-US"/>
+        </w:rPr>
+      </w:pPr>
+    </w:p>
+    <w:p>
+      <w:pPr>
+        <w:keepNext w:val="0"/>
+        <w:widowControl w:val="0"/>
+        <w:ind w:left="0"/>
+        <w:rPr>
+          <w:lang w:val="en-US"/>
+        </w:rPr>
+      </w:pPr>
+    </w:p>
+    <w:p>
+      <w:pPr>
+        <w:keepNext w:val="0"/>
+        <w:widowControl w:val="0"/>
+        <w:ind w:left="0"/>
+        <w:rPr>
+          <w:lang w:val="en-US"/>
+        </w:rPr>
+      </w:pPr>
+    </w:p>
+    <w:p>
+      <w:pPr>
+        <w:keepNext w:val="0"/>
+        <w:widowControl w:val="0"/>
+        <w:ind w:left="0"/>
+        <w:rPr>
+          <w:lang w:val="en-US"/>
+        </w:rPr>
+      </w:pPr>
     </w:p>
     <w:p>
       <w:pPr>
         <w:pStyle w:val="Heading1"/>
       </w:pPr>
       <w:r>
+        <w:lastRenderedPageBreak/>
         <w:br/>
       </w:r>
-      <w:bookmarkStart w:id="12" w:name="_Toc215530920"/>
+      <w:bookmarkStart w:id="11" w:name="_Toc215530920"/>
       <w:r>
         <w:t>T</w:t>
       </w:r>
       <w:r>
         <w:t>INJAUAN PUSTAKA</w:t>
       </w:r>
-      <w:bookmarkEnd w:id="12"/>
+      <w:bookmarkEnd w:id="11"/>
     </w:p>
     <w:p>
       <w:pPr>
@@ -2633,13 +5913,14 @@
         <w:pStyle w:val="Heading1"/>
       </w:pPr>
       <w:r>
+        <w:lastRenderedPageBreak/>
         <w:br/>
       </w:r>
-      <w:bookmarkStart w:id="13" w:name="_Toc215530921"/>
+      <w:bookmarkStart w:id="12" w:name="_Toc215530921"/>
       <w:r>
         <w:t>ANALISIS SISTEM</w:t>
       </w:r>
-      <w:bookmarkEnd w:id="13"/>
+      <w:bookmarkEnd w:id="12"/>
     </w:p>
     <w:p>
       <w:pPr>
@@ -2668,13 +5949,14 @@
         <w:pStyle w:val="Heading1"/>
       </w:pPr>
       <w:r>
+        <w:lastRenderedPageBreak/>
         <w:br/>
       </w:r>
-      <w:bookmarkStart w:id="14" w:name="_Toc215530922"/>
+      <w:bookmarkStart w:id="13" w:name="_Toc215530922"/>
       <w:r>
         <w:t>PERANCANGAN SISTEM</w:t>
       </w:r>
-      <w:bookmarkEnd w:id="14"/>
+      <w:bookmarkEnd w:id="13"/>
     </w:p>
     <w:p>
       <w:pPr>
@@ -2703,13 +5985,14 @@
         <w:pStyle w:val="Heading1"/>
       </w:pPr>
       <w:r>
+        <w:lastRenderedPageBreak/>
         <w:br/>
       </w:r>
-      <w:bookmarkStart w:id="15" w:name="_Toc215530923"/>
+      <w:bookmarkStart w:id="14" w:name="_Toc215530923"/>
       <w:r>
         <w:t>IMPLEMENTASI DAN PENGUJIAN</w:t>
       </w:r>
-      <w:bookmarkEnd w:id="15"/>
+      <w:bookmarkEnd w:id="14"/>
     </w:p>
     <w:p>
       <w:pPr>
@@ -2738,13 +6021,14 @@
         <w:pStyle w:val="Heading1"/>
       </w:pPr>
       <w:r>
+        <w:lastRenderedPageBreak/>
         <w:br/>
       </w:r>
-      <w:bookmarkStart w:id="16" w:name="_Toc215530924"/>
+      <w:bookmarkStart w:id="15" w:name="_Toc215530924"/>
       <w:r>
         <w:t>PENUTUP</w:t>
       </w:r>
-      <w:bookmarkEnd w:id="16"/>
+      <w:bookmarkEnd w:id="15"/>
     </w:p>
     <w:p>
       <w:pPr>
@@ -2783,93 +6067,112 @@
           <w:numId w:val="0"/>
         </w:numPr>
       </w:pPr>
-      <w:bookmarkStart w:id="17" w:name="_Toc215530925"/>
-      <w:r>
+      <w:bookmarkStart w:id="16" w:name="_Toc215530925"/>
+      <w:r>
+        <w:lastRenderedPageBreak/>
         <w:t>DAFTAR PUSTAKA</w:t>
       </w:r>
-      <w:bookmarkEnd w:id="17"/>
-    </w:p>
-    <w:p>
-      <w:pPr>
-        <w:rPr>
-          <w:lang w:val="en-US"/>
-        </w:rPr>
-      </w:pPr>
-      <w:r>
-        <w:t xml:space="preserve">Andriati, D. A., &amp; Novian, A. S. (2023). Perancangan sistem informasi simpan pinjam berbasis Visual Basic.Net di Koperasi Sakti Sejahtera SMPN 1 Karawang Timur. </w:t>
+      <w:bookmarkEnd w:id="16"/>
+    </w:p>
+    <w:p>
+      <w:pPr>
+        <w:pStyle w:val="Bibliography"/>
+        <w:ind w:left="720" w:hanging="720"/>
+        <w:rPr>
+          <w:noProof/>
+          <w:kern w:val="0"/>
+          <w:szCs w:val="24"/>
+          <w:lang w:val="en-US"/>
+          <w14:ligatures w14:val="none"/>
+        </w:rPr>
+      </w:pPr>
+      <w:r>
+        <w:rPr>
+          <w:lang w:val="en-US"/>
+        </w:rPr>
+        <w:fldChar w:fldCharType="begin"/>
+      </w:r>
+      <w:r>
+        <w:rPr>
+          <w:lang w:val="en-US"/>
+        </w:rPr>
+        <w:instrText xml:space="preserve"> BIBLIOGRAPHY  \l 1033 </w:instrText>
+      </w:r>
+      <w:r>
+        <w:rPr>
+          <w:lang w:val="en-US"/>
+        </w:rPr>
+        <w:fldChar w:fldCharType="separate"/>
+      </w:r>
+      <w:r>
+        <w:rPr>
+          <w:noProof/>
+          <w:lang w:val="en-US"/>
+        </w:rPr>
+        <w:t xml:space="preserve">Hidayat, R. (2015). Sekolah Tinggi Ilmu Manajemen Sukma. </w:t>
       </w:r>
       <w:r>
         <w:rPr>
           <w:i/>
           <w:iCs/>
-        </w:rPr>
-        <w:t>Jurnal Komputer dan Teknologi (JUKOMTEK), 2</w:t>
-      </w:r>
-      <w:r>
-        <w:t xml:space="preserve">(2), 32-41. </w:t>
-      </w:r>
-      <w:hyperlink r:id="rId11" w:history="1">
-        <w:r>
-          <w:rPr>
-            <w:rStyle w:val="Hyperlink"/>
-            <w:b/>
-            <w:bCs/>
-          </w:rPr>
-          <w:t>https://doi.org/10.58290/jukomtek.v2i</w:t>
-        </w:r>
-        <w:r>
-          <w:rPr>
-            <w:rStyle w:val="Hyperlink"/>
-            <w:b/>
-            <w:bCs/>
-          </w:rPr>
-          <w:t>1</w:t>
-        </w:r>
-        <w:r>
-          <w:rPr>
-            <w:rStyle w:val="Hyperlink"/>
-            <w:b/>
-            <w:bCs/>
-          </w:rPr>
-          <w:t>.</w:t>
-        </w:r>
-        <w:r>
-          <w:rPr>
-            <w:rStyle w:val="Hyperlink"/>
-            <w:b/>
-            <w:bCs/>
-            <w:lang w:val="en-US"/>
-          </w:rPr>
-          <w:t>13</w:t>
-        </w:r>
-        <w:r>
-          <w:rPr>
-            <w:rStyle w:val="Hyperlink"/>
-            <w:b/>
-            <w:bCs/>
-          </w:rPr>
-          <w:t>1</w:t>
-        </w:r>
-      </w:hyperlink>
-    </w:p>
-    <w:p>
-      <w:pPr>
-        <w:rPr>
-          <w:lang w:val="en-ID"/>
-        </w:rPr>
-      </w:pPr>
-      <w:r>
-        <w:t xml:space="preserve">Widiati, W. (2017). Aplikasi pengolahan data koperasi simpan pinjam untuk meningkatkan pelayanan koperasi. </w:t>
+          <w:noProof/>
+          <w:lang w:val="en-US"/>
+        </w:rPr>
+        <w:t>Performance Appraisal sebagai Alat Pengukuran Kepuasan Kerja Karyawan</w:t>
+      </w:r>
+      <w:r>
+        <w:rPr>
+          <w:noProof/>
+          <w:lang w:val="en-US"/>
+        </w:rPr>
+        <w:t>, 2355-1488.</w:t>
+      </w:r>
+    </w:p>
+    <w:p>
+      <w:pPr>
+        <w:pStyle w:val="Bibliography"/>
+        <w:ind w:left="720" w:hanging="720"/>
+        <w:rPr>
+          <w:noProof/>
+          <w:lang w:val="en-US"/>
+        </w:rPr>
+      </w:pPr>
+      <w:r>
+        <w:rPr>
+          <w:noProof/>
+          <w:lang w:val="en-US"/>
+        </w:rPr>
+        <w:t xml:space="preserve">Nasywa Aqila Maheswari, C. W. (2025). Analisis Sistem Penilaian Kinerja Karyawan pada PT X. </w:t>
       </w:r>
       <w:r>
         <w:rPr>
           <w:i/>
           <w:iCs/>
-        </w:rPr>
-        <w:t>IJSE - Indonesian Journal on Software Engineering, 3</w:t>
-      </w:r>
-      <w:r>
-        <w:t>(2), 44-53.</w:t>
+          <w:noProof/>
+          <w:lang w:val="en-US"/>
+        </w:rPr>
+        <w:t>JURNAL ILMIAH EKONOMI, MANAJEMEN, BISNIS DAN AKUNTANSI</w:t>
+      </w:r>
+      <w:r>
+        <w:rPr>
+          <w:noProof/>
+          <w:lang w:val="en-US"/>
+        </w:rPr>
+        <w:t>, 339-346.</w:t>
+      </w:r>
+    </w:p>
+    <w:p>
+      <w:pPr>
+        <w:jc w:val="center"/>
+        <w:rPr>
+          <w:lang w:val="en-US"/>
+        </w:rPr>
+      </w:pPr>
+      <w:r>
+        <w:rPr>
+          <w:lang w:val="en-US"/>
+        </w:rPr>
+        <w:fldChar w:fldCharType="end"/>
       </w:r>
     </w:p>
     <w:p>
@@ -2883,11 +6186,12 @@
       <w:r>
         <w:br w:type="page"/>
       </w:r>
-      <w:bookmarkStart w:id="18" w:name="_Toc215530926"/>
-      <w:r>
+      <w:bookmarkStart w:id="17" w:name="_Toc215530926"/>
+      <w:r>
+        <w:lastRenderedPageBreak/>
         <w:t>LAMPIRAN</w:t>
       </w:r>
-      <w:bookmarkEnd w:id="18"/>
+      <w:bookmarkEnd w:id="17"/>
     </w:p>
     <w:p>
       <w:pPr>
@@ -2907,7 +6211,7 @@
 </file>
 
 <file path=word/endnotes.xml><?xml version="1.0" encoding="utf-8"?>
-<w:endnotes xmlns:wpc="http://schemas.microsoft.com/office/word/2010/wordprocessingCanvas" xmlns:cx="http://schemas.microsoft.com/office/drawing/2014/chartex" xmlns:cx1="http://schemas.microsoft.com/office/drawing/2015/9/8/chartex" xmlns:cx2="http://schemas.microsoft.com/office/drawing/2015/10/21/chartex" xmlns:cx3="http://schemas.microsoft.com/office/drawing/2016/5/9/chartex" xmlns:cx4="http://schemas.microsoft.com/office/drawing/2016/5/10/chartex" xmlns:cx5="http://schemas.microsoft.com/office/drawing/2016/5/11/chartex" xmlns:cx6="http://schemas.microsoft.com/office/drawing/2016/5/12/chartex" xmlns:cx7="http://schemas.microsoft.com/office/drawing/2016/5/13/chartex" xmlns:cx8="http://schemas.microsoft.com/office/drawing/2016/5/14/chartex" xmlns:mc="http://schemas.openxmlformats.org/markup-compatibility/2006" xmlns:aink="http://schemas.microsoft.com/office/drawing/2016/ink" xmlns:am3d="http://schemas.microsoft.com/office/drawing/2017/model3d" xmlns:o="urn:schemas-microsoft-com:office:office" xmlns:r="http://schemas.openxmlformats.org/officeDocument/2006/relationships" xmlns:m="http://schemas.openxmlformats.org/officeDocument/2006/math" xmlns:v="urn:schemas-microsoft-com:vml" xmlns:wp14="http://schemas.microsoft.com/office/word/2010/wordprocessingDrawing" xmlns:wp="http://schemas.openxmlformats.org/drawingml/2006/wordprocessingDrawing" xmlns:w10="urn:schemas-microsoft-com:office:word" xmlns:w="http://schemas.openxmlformats.org/wordprocessingml/2006/main" xmlns:w14="http://schemas.microsoft.com/office/word/2010/wordml" xmlns:w15="http://schemas.microsoft.com/office/word/2012/wordml" xmlns:w16cex="http://schemas.microsoft.com/office/word/2018/wordml/cex" xmlns:w16cid="http://schemas.microsoft.com/office/word/2016/wordml/cid" xmlns:w16="http://schemas.microsoft.com/office/word/2018/wordml" xmlns:w16sdtdh="http://schemas.microsoft.com/office/word/2020/wordml/sdtdatahash" xmlns:w16se="http://schemas.microsoft.com/office/word/2015/wordml/symex" xmlns:wpg="http://schemas.microsoft.com/office/word/2010/wordprocessingGroup" xmlns:wpi="http://schemas.microsoft.com/office/word/2010/wordprocessingInk" xmlns:wne="http://schemas.microsoft.com/office/word/2006/wordml" xmlns:wps="http://schemas.microsoft.com/office/word/2010/wordprocessingShape" mc:Ignorable="w14 w15 w16se w16cid w16 w16cex w16sdtdh wp14">
+<w:endnotes xmlns:wpc="http://schemas.microsoft.com/office/word/2010/wordprocessingCanvas" xmlns:cx="http://schemas.microsoft.com/office/drawing/2014/chartex" xmlns:cx1="http://schemas.microsoft.com/office/drawing/2015/9/8/chartex" xmlns:cx2="http://schemas.microsoft.com/office/drawing/2015/10/21/chartex" xmlns:cx3="http://schemas.microsoft.com/office/drawing/2016/5/9/chartex" xmlns:cx4="http://schemas.microsoft.com/office/drawing/2016/5/10/chartex" xmlns:cx5="http://schemas.microsoft.com/office/drawing/2016/5/11/chartex" xmlns:cx6="http://schemas.microsoft.com/office/drawing/2016/5/12/chartex" xmlns:cx7="http://schemas.microsoft.com/office/drawing/2016/5/13/chartex" xmlns:cx8="http://schemas.microsoft.com/office/drawing/2016/5/14/chartex" xmlns:mc="http://schemas.openxmlformats.org/markup-compatibility/2006" xmlns:aink="http://schemas.microsoft.com/office/drawing/2016/ink" xmlns:am3d="http://schemas.microsoft.com/office/drawing/2017/model3d" xmlns:o="urn:schemas-microsoft-com:office:office" xmlns:oel="http://schemas.microsoft.com/office/2019/extlst" xmlns:r="http://schemas.openxmlformats.org/officeDocument/2006/relationships" xmlns:m="http://schemas.openxmlformats.org/officeDocument/2006/math" xmlns:v="urn:schemas-microsoft-com:vml" xmlns:wp14="http://schemas.microsoft.com/office/word/2010/wordprocessingDrawing" xmlns:wp="http://schemas.openxmlformats.org/drawingml/2006/wordprocessingDrawing" xmlns:w10="urn:schemas-microsoft-com:office:word" xmlns:w="http://schemas.openxmlformats.org/wordprocessingml/2006/main" xmlns:w14="http://schemas.microsoft.com/office/word/2010/wordml" xmlns:w15="http://schemas.microsoft.com/office/word/2012/wordml" xmlns:w16cex="http://schemas.microsoft.com/office/word/2018/wordml/cex" xmlns:w16cid="http://schemas.microsoft.com/office/word/2016/wordml/cid" xmlns:w16="http://schemas.microsoft.com/office/word/2018/wordml" xmlns:w16du="http://schemas.microsoft.com/office/word/2023/wordml/word16du" xmlns:w16sdtdh="http://schemas.microsoft.com/office/word/2020/wordml/sdtdatahash" xmlns:w16sdtfl="http://schemas.microsoft.com/office/word/2024/wordml/sdtformatlock" xmlns:w16se="http://schemas.microsoft.com/office/word/2015/wordml/symex" xmlns:wpg="http://schemas.microsoft.com/office/word/2010/wordprocessingGroup" xmlns:wpi="http://schemas.microsoft.com/office/word/2010/wordprocessingInk" xmlns:wne="http://schemas.microsoft.com/office/word/2006/wordml" xmlns:wps="http://schemas.microsoft.com/office/word/2010/wordprocessingShape" mc:Ignorable="w14 w15 w16se w16cid w16 w16cex w16sdtdh w16sdtfl w16du wp14">
   <w:endnote w:type="separator" w:id="-1">
     <w:p>
       <w:pPr>
@@ -2932,7 +6236,7 @@
 </file>
 
 <file path=word/footer1.xml><?xml version="1.0" encoding="utf-8"?>
-<w:ftr xmlns:wpc="http://schemas.microsoft.com/office/word/2010/wordprocessingCanvas" xmlns:cx="http://schemas.microsoft.com/office/drawing/2014/chartex" xmlns:cx1="http://schemas.microsoft.com/office/drawing/2015/9/8/chartex" xmlns:cx2="http://schemas.microsoft.com/office/drawing/2015/10/21/chartex" xmlns:cx3="http://schemas.microsoft.com/office/drawing/2016/5/9/chartex" xmlns:cx4="http://schemas.microsoft.com/office/drawing/2016/5/10/chartex" xmlns:cx5="http://schemas.microsoft.com/office/drawing/2016/5/11/chartex" xmlns:cx6="http://schemas.microsoft.com/office/drawing/2016/5/12/chartex" xmlns:cx7="http://schemas.microsoft.com/office/drawing/2016/5/13/chartex" xmlns:cx8="http://schemas.microsoft.com/office/drawing/2016/5/14/chartex" xmlns:mc="http://schemas.openxmlformats.org/markup-compatibility/2006" xmlns:aink="http://schemas.microsoft.com/office/drawing/2016/ink" xmlns:am3d="http://schemas.microsoft.com/office/drawing/2017/model3d" xmlns:o="urn:schemas-microsoft-com:office:office" xmlns:r="http://schemas.openxmlformats.org/officeDocument/2006/relationships" xmlns:m="http://schemas.openxmlformats.org/officeDocument/2006/math" xmlns:v="urn:schemas-microsoft-com:vml" xmlns:wp14="http://schemas.microsoft.com/office/word/2010/wordprocessingDrawing" xmlns:wp="http://schemas.openxmlformats.org/drawingml/2006/wordprocessingDrawing" xmlns:w10="urn:schemas-microsoft-com:office:word" xmlns:w="http://schemas.openxmlformats.org/wordprocessingml/2006/main" xmlns:w14="http://schemas.microsoft.com/office/word/2010/wordml" xmlns:w15="http://schemas.microsoft.com/office/word/2012/wordml" xmlns:w16cex="http://schemas.microsoft.com/office/word/2018/wordml/cex" xmlns:w16cid="http://schemas.microsoft.com/office/word/2016/wordml/cid" xmlns:w16="http://schemas.microsoft.com/office/word/2018/wordml" xmlns:w16sdtdh="http://schemas.microsoft.com/office/word/2020/wordml/sdtdatahash" xmlns:w16se="http://schemas.microsoft.com/office/word/2015/wordml/symex" xmlns:wpg="http://schemas.microsoft.com/office/word/2010/wordprocessingGroup" xmlns:wpi="http://schemas.microsoft.com/office/word/2010/wordprocessingInk" xmlns:wne="http://schemas.microsoft.com/office/word/2006/wordml" xmlns:wps="http://schemas.microsoft.com/office/word/2010/wordprocessingShape" mc:Ignorable="w14 w15 w16se w16cid w16 w16cex w16sdtdh wp14">
+<w:ftr xmlns:wpc="http://schemas.microsoft.com/office/word/2010/wordprocessingCanvas" xmlns:cx="http://schemas.microsoft.com/office/drawing/2014/chartex" xmlns:cx1="http://schemas.microsoft.com/office/drawing/2015/9/8/chartex" xmlns:cx2="http://schemas.microsoft.com/office/drawing/2015/10/21/chartex" xmlns:cx3="http://schemas.microsoft.com/office/drawing/2016/5/9/chartex" xmlns:cx4="http://schemas.microsoft.com/office/drawing/2016/5/10/chartex" xmlns:cx5="http://schemas.microsoft.com/office/drawing/2016/5/11/chartex" xmlns:cx6="http://schemas.microsoft.com/office/drawing/2016/5/12/chartex" xmlns:cx7="http://schemas.microsoft.com/office/drawing/2016/5/13/chartex" xmlns:cx8="http://schemas.microsoft.com/office/drawing/2016/5/14/chartex" xmlns:mc="http://schemas.openxmlformats.org/markup-compatibility/2006" xmlns:aink="http://schemas.microsoft.com/office/drawing/2016/ink" xmlns:am3d="http://schemas.microsoft.com/office/drawing/2017/model3d" xmlns:o="urn:schemas-microsoft-com:office:office" xmlns:oel="http://schemas.microsoft.com/office/2019/extlst" xmlns:r="http://schemas.openxmlformats.org/officeDocument/2006/relationships" xmlns:m="http://schemas.openxmlformats.org/officeDocument/2006/math" xmlns:v="urn:schemas-microsoft-com:vml" xmlns:wp14="http://schemas.microsoft.com/office/word/2010/wordprocessingDrawing" xmlns:wp="http://schemas.openxmlformats.org/drawingml/2006/wordprocessingDrawing" xmlns:w10="urn:schemas-microsoft-com:office:word" xmlns:w="http://schemas.openxmlformats.org/wordprocessingml/2006/main" xmlns:w14="http://schemas.microsoft.com/office/word/2010/wordml" xmlns:w15="http://schemas.microsoft.com/office/word/2012/wordml" xmlns:w16cex="http://schemas.microsoft.com/office/word/2018/wordml/cex" xmlns:w16cid="http://schemas.microsoft.com/office/word/2016/wordml/cid" xmlns:w16="http://schemas.microsoft.com/office/word/2018/wordml" xmlns:w16du="http://schemas.microsoft.com/office/word/2023/wordml/word16du" xmlns:w16sdtdh="http://schemas.microsoft.com/office/word/2020/wordml/sdtdatahash" xmlns:w16sdtfl="http://schemas.microsoft.com/office/word/2024/wordml/sdtformatlock" xmlns:w16se="http://schemas.microsoft.com/office/word/2015/wordml/symex" xmlns:wpg="http://schemas.microsoft.com/office/word/2010/wordprocessingGroup" xmlns:wpi="http://schemas.microsoft.com/office/word/2010/wordprocessingInk" xmlns:wne="http://schemas.microsoft.com/office/word/2006/wordml" xmlns:wps="http://schemas.microsoft.com/office/word/2010/wordprocessingShape" mc:Ignorable="w14 w15 w16se w16cid w16 w16cex w16sdtdh w16sdtfl w16du wp14">
   <w:sdt>
     <w:sdtPr>
       <w:id w:val="1145625211"/>
@@ -2985,7 +6289,7 @@
 </file>
 
 <file path=word/footer2.xml><?xml version="1.0" encoding="utf-8"?>
-<w:ftr xmlns:wpc="http://schemas.microsoft.com/office/word/2010/wordprocessingCanvas" xmlns:cx="http://schemas.microsoft.com/office/drawing/2014/chartex" xmlns:cx1="http://schemas.microsoft.com/office/drawing/2015/9/8/chartex" xmlns:cx2="http://schemas.microsoft.com/office/drawing/2015/10/21/chartex" xmlns:cx3="http://schemas.microsoft.com/office/drawing/2016/5/9/chartex" xmlns:cx4="http://schemas.microsoft.com/office/drawing/2016/5/10/chartex" xmlns:cx5="http://schemas.microsoft.com/office/drawing/2016/5/11/chartex" xmlns:cx6="http://schemas.microsoft.com/office/drawing/2016/5/12/chartex" xmlns:cx7="http://schemas.microsoft.com/office/drawing/2016/5/13/chartex" xmlns:cx8="http://schemas.microsoft.com/office/drawing/2016/5/14/chartex" xmlns:mc="http://schemas.openxmlformats.org/markup-compatibility/2006" xmlns:aink="http://schemas.microsoft.com/office/drawing/2016/ink" xmlns:am3d="http://schemas.microsoft.com/office/drawing/2017/model3d" xmlns:o="urn:schemas-microsoft-com:office:office" xmlns:r="http://schemas.openxmlformats.org/officeDocument/2006/relationships" xmlns:m="http://schemas.openxmlformats.org/officeDocument/2006/math" xmlns:v="urn:schemas-microsoft-com:vml" xmlns:wp14="http://schemas.microsoft.com/office/word/2010/wordprocessingDrawing" xmlns:wp="http://schemas.openxmlformats.org/drawingml/2006/wordprocessingDrawing" xmlns:w10="urn:schemas-microsoft-com:office:word" xmlns:w="http://schemas.openxmlformats.org/wordprocessingml/2006/main" xmlns:w14="http://schemas.microsoft.com/office/word/2010/wordml" xmlns:w15="http://schemas.microsoft.com/office/word/2012/wordml" xmlns:w16cex="http://schemas.microsoft.com/office/word/2018/wordml/cex" xmlns:w16cid="http://schemas.microsoft.com/office/word/2016/wordml/cid" xmlns:w16="http://schemas.microsoft.com/office/word/2018/wordml" xmlns:w16sdtdh="http://schemas.microsoft.com/office/word/2020/wordml/sdtdatahash" xmlns:w16se="http://schemas.microsoft.com/office/word/2015/wordml/symex" xmlns:wpg="http://schemas.microsoft.com/office/word/2010/wordprocessingGroup" xmlns:wpi="http://schemas.microsoft.com/office/word/2010/wordprocessingInk" xmlns:wne="http://schemas.microsoft.com/office/word/2006/wordml" xmlns:wps="http://schemas.microsoft.com/office/word/2010/wordprocessingShape" mc:Ignorable="w14 w15 w16se w16cid w16 w16cex w16sdtdh wp14">
+<w:ftr xmlns:wpc="http://schemas.microsoft.com/office/word/2010/wordprocessingCanvas" xmlns:cx="http://schemas.microsoft.com/office/drawing/2014/chartex" xmlns:cx1="http://schemas.microsoft.com/office/drawing/2015/9/8/chartex" xmlns:cx2="http://schemas.microsoft.com/office/drawing/2015/10/21/chartex" xmlns:cx3="http://schemas.microsoft.com/office/drawing/2016/5/9/chartex" xmlns:cx4="http://schemas.microsoft.com/office/drawing/2016/5/10/chartex" xmlns:cx5="http://schemas.microsoft.com/office/drawing/2016/5/11/chartex" xmlns:cx6="http://schemas.microsoft.com/office/drawing/2016/5/12/chartex" xmlns:cx7="http://schemas.microsoft.com/office/drawing/2016/5/13/chartex" xmlns:cx8="http://schemas.microsoft.com/office/drawing/2016/5/14/chartex" xmlns:mc="http://schemas.openxmlformats.org/markup-compatibility/2006" xmlns:aink="http://schemas.microsoft.com/office/drawing/2016/ink" xmlns:am3d="http://schemas.microsoft.com/office/drawing/2017/model3d" xmlns:o="urn:schemas-microsoft-com:office:office" xmlns:oel="http://schemas.microsoft.com/office/2019/extlst" xmlns:r="http://schemas.openxmlformats.org/officeDocument/2006/relationships" xmlns:m="http://schemas.openxmlformats.org/officeDocument/2006/math" xmlns:v="urn:schemas-microsoft-com:vml" xmlns:wp14="http://schemas.microsoft.com/office/word/2010/wordprocessingDrawing" xmlns:wp="http://schemas.openxmlformats.org/drawingml/2006/wordprocessingDrawing" xmlns:w10="urn:schemas-microsoft-com:office:word" xmlns:w="http://schemas.openxmlformats.org/wordprocessingml/2006/main" xmlns:w14="http://schemas.microsoft.com/office/word/2010/wordml" xmlns:w15="http://schemas.microsoft.com/office/word/2012/wordml" xmlns:w16cex="http://schemas.microsoft.com/office/word/2018/wordml/cex" xmlns:w16cid="http://schemas.microsoft.com/office/word/2016/wordml/cid" xmlns:w16="http://schemas.microsoft.com/office/word/2018/wordml" xmlns:w16du="http://schemas.microsoft.com/office/word/2023/wordml/word16du" xmlns:w16sdtdh="http://schemas.microsoft.com/office/word/2020/wordml/sdtdatahash" xmlns:w16sdtfl="http://schemas.microsoft.com/office/word/2024/wordml/sdtformatlock" xmlns:w16se="http://schemas.microsoft.com/office/word/2015/wordml/symex" xmlns:wpg="http://schemas.microsoft.com/office/word/2010/wordprocessingGroup" xmlns:wpi="http://schemas.microsoft.com/office/word/2010/wordprocessingInk" xmlns:wne="http://schemas.microsoft.com/office/word/2006/wordml" xmlns:wps="http://schemas.microsoft.com/office/word/2010/wordprocessingShape" mc:Ignorable="w14 w15 w16se w16cid w16 w16cex w16sdtdh w16sdtfl w16du wp14">
   <w:sdt>
     <w:sdtPr>
       <w:id w:val="986671603"/>
@@ -3038,7 +6342,7 @@
 </file>
 
 <file path=word/footnotes.xml><?xml version="1.0" encoding="utf-8"?>
-<w:footnotes xmlns:wpc="http://schemas.microsoft.com/office/word/2010/wordprocessingCanvas" xmlns:cx="http://schemas.microsoft.com/office/drawing/2014/chartex" xmlns:cx1="http://schemas.microsoft.com/office/drawing/2015/9/8/chartex" xmlns:cx2="http://schemas.microsoft.com/office/drawing/2015/10/21/chartex" xmlns:cx3="http://schemas.microsoft.com/office/drawing/2016/5/9/chartex" xmlns:cx4="http://schemas.microsoft.com/office/drawing/2016/5/10/chartex" xmlns:cx5="http://schemas.microsoft.com/office/drawing/2016/5/11/chartex" xmlns:cx6="http://schemas.microsoft.com/office/drawing/2016/5/12/chartex" xmlns:cx7="http://schemas.microsoft.com/office/drawing/2016/5/13/chartex" xmlns:cx8="http://schemas.microsoft.com/office/drawing/2016/5/14/chartex" xmlns:mc="http://schemas.openxmlformats.org/markup-compatibility/2006" xmlns:aink="http://schemas.microsoft.com/office/drawing/2016/ink" xmlns:am3d="http://schemas.microsoft.com/office/drawing/2017/model3d" xmlns:o="urn:schemas-microsoft-com:office:office" xmlns:r="http://schemas.openxmlformats.org/officeDocument/2006/relationships" xmlns:m="http://schemas.openxmlformats.org/officeDocument/2006/math" xmlns:v="urn:schemas-microsoft-com:vml" xmlns:wp14="http://schemas.microsoft.com/office/word/2010/wordprocessingDrawing" xmlns:wp="http://schemas.openxmlformats.org/drawingml/2006/wordprocessingDrawing" xmlns:w10="urn:schemas-microsoft-com:office:word" xmlns:w="http://schemas.openxmlformats.org/wordprocessingml/2006/main" xmlns:w14="http://schemas.microsoft.com/office/word/2010/wordml" xmlns:w15="http://schemas.microsoft.com/office/word/2012/wordml" xmlns:w16cex="http://schemas.microsoft.com/office/word/2018/wordml/cex" xmlns:w16cid="http://schemas.microsoft.com/office/word/2016/wordml/cid" xmlns:w16="http://schemas.microsoft.com/office/word/2018/wordml" xmlns:w16sdtdh="http://schemas.microsoft.com/office/word/2020/wordml/sdtdatahash" xmlns:w16se="http://schemas.microsoft.com/office/word/2015/wordml/symex" xmlns:wpg="http://schemas.microsoft.com/office/word/2010/wordprocessingGroup" xmlns:wpi="http://schemas.microsoft.com/office/word/2010/wordprocessingInk" xmlns:wne="http://schemas.microsoft.com/office/word/2006/wordml" xmlns:wps="http://schemas.microsoft.com/office/word/2010/wordprocessingShape" mc:Ignorable="w14 w15 w16se w16cid w16 w16cex w16sdtdh wp14">
+<w:footnotes xmlns:wpc="http://schemas.microsoft.com/office/word/2010/wordprocessingCanvas" xmlns:cx="http://schemas.microsoft.com/office/drawing/2014/chartex" xmlns:cx1="http://schemas.microsoft.com/office/drawing/2015/9/8/chartex" xmlns:cx2="http://schemas.microsoft.com/office/drawing/2015/10/21/chartex" xmlns:cx3="http://schemas.microsoft.com/office/drawing/2016/5/9/chartex" xmlns:cx4="http://schemas.microsoft.com/office/drawing/2016/5/10/chartex" xmlns:cx5="http://schemas.microsoft.com/office/drawing/2016/5/11/chartex" xmlns:cx6="http://schemas.microsoft.com/office/drawing/2016/5/12/chartex" xmlns:cx7="http://schemas.microsoft.com/office/drawing/2016/5/13/chartex" xmlns:cx8="http://schemas.microsoft.com/office/drawing/2016/5/14/chartex" xmlns:mc="http://schemas.openxmlformats.org/markup-compatibility/2006" xmlns:aink="http://schemas.microsoft.com/office/drawing/2016/ink" xmlns:am3d="http://schemas.microsoft.com/office/drawing/2017/model3d" xmlns:o="urn:schemas-microsoft-com:office:office" xmlns:oel="http://schemas.microsoft.com/office/2019/extlst" xmlns:r="http://schemas.openxmlformats.org/officeDocument/2006/relationships" xmlns:m="http://schemas.openxmlformats.org/officeDocument/2006/math" xmlns:v="urn:schemas-microsoft-com:vml" xmlns:wp14="http://schemas.microsoft.com/office/word/2010/wordprocessingDrawing" xmlns:wp="http://schemas.openxmlformats.org/drawingml/2006/wordprocessingDrawing" xmlns:w10="urn:schemas-microsoft-com:office:word" xmlns:w="http://schemas.openxmlformats.org/wordprocessingml/2006/main" xmlns:w14="http://schemas.microsoft.com/office/word/2010/wordml" xmlns:w15="http://schemas.microsoft.com/office/word/2012/wordml" xmlns:w16cex="http://schemas.microsoft.com/office/word/2018/wordml/cex" xmlns:w16cid="http://schemas.microsoft.com/office/word/2016/wordml/cid" xmlns:w16="http://schemas.microsoft.com/office/word/2018/wordml" xmlns:w16du="http://schemas.microsoft.com/office/word/2023/wordml/word16du" xmlns:w16sdtdh="http://schemas.microsoft.com/office/word/2020/wordml/sdtdatahash" xmlns:w16sdtfl="http://schemas.microsoft.com/office/word/2024/wordml/sdtformatlock" xmlns:w16se="http://schemas.microsoft.com/office/word/2015/wordml/symex" xmlns:wpg="http://schemas.microsoft.com/office/word/2010/wordprocessingGroup" xmlns:wpi="http://schemas.microsoft.com/office/word/2010/wordprocessingInk" xmlns:wne="http://schemas.microsoft.com/office/word/2006/wordml" xmlns:wps="http://schemas.microsoft.com/office/word/2010/wordprocessingShape" mc:Ignorable="w14 w15 w16se w16cid w16 w16cex w16sdtdh w16sdtfl w16du wp14">
   <w:footnote w:type="separator" w:id="-1">
     <w:p>
       <w:pPr>
@@ -3063,7 +6367,7 @@
 </file>
 
 <file path=word/numbering.xml><?xml version="1.0" encoding="utf-8"?>
-<w:numbering xmlns:wpc="http://schemas.microsoft.com/office/word/2010/wordprocessingCanvas" xmlns:cx="http://schemas.microsoft.com/office/drawing/2014/chartex" xmlns:cx1="http://schemas.microsoft.com/office/drawing/2015/9/8/chartex" xmlns:cx2="http://schemas.microsoft.com/office/drawing/2015/10/21/chartex" xmlns:cx3="http://schemas.microsoft.com/office/drawing/2016/5/9/chartex" xmlns:cx4="http://schemas.microsoft.com/office/drawing/2016/5/10/chartex" xmlns:cx5="http://schemas.microsoft.com/office/drawing/2016/5/11/chartex" xmlns:cx6="http://schemas.microsoft.com/office/drawing/2016/5/12/chartex" xmlns:cx7="http://schemas.microsoft.com/office/drawing/2016/5/13/chartex" xmlns:cx8="http://schemas.microsoft.com/office/drawing/2016/5/14/chartex" xmlns:mc="http://schemas.openxmlformats.org/markup-compatibility/2006" xmlns:aink="http://schemas.microsoft.com/office/drawing/2016/ink" xmlns:am3d="http://schemas.microsoft.com/office/drawing/2017/model3d" xmlns:o="urn:schemas-microsoft-com:office:office" xmlns:r="http://schemas.openxmlformats.org/officeDocument/2006/relationships" xmlns:m="http://schemas.openxmlformats.org/officeDocument/2006/math" xmlns:v="urn:schemas-microsoft-com:vml" xmlns:wp14="http://schemas.microsoft.com/office/word/2010/wordprocessingDrawing" xmlns:wp="http://schemas.openxmlformats.org/drawingml/2006/wordprocessingDrawing" xmlns:w10="urn:schemas-microsoft-com:office:word" xmlns:w="http://schemas.openxmlformats.org/wordprocessingml/2006/main" xmlns:w14="http://schemas.microsoft.com/office/word/2010/wordml" xmlns:w15="http://schemas.microsoft.com/office/word/2012/wordml" xmlns:w16cex="http://schemas.microsoft.com/office/word/2018/wordml/cex" xmlns:w16cid="http://schemas.microsoft.com/office/word/2016/wordml/cid" xmlns:w16="http://schemas.microsoft.com/office/word/2018/wordml" xmlns:w16sdtdh="http://schemas.microsoft.com/office/word/2020/wordml/sdtdatahash" xmlns:w16se="http://schemas.microsoft.com/office/word/2015/wordml/symex" xmlns:wpg="http://schemas.microsoft.com/office/word/2010/wordprocessingGroup" xmlns:wpi="http://schemas.microsoft.com/office/word/2010/wordprocessingInk" xmlns:wne="http://schemas.microsoft.com/office/word/2006/wordml" xmlns:wps="http://schemas.microsoft.com/office/word/2010/wordprocessingShape" mc:Ignorable="w14 w15 w16se w16cid w16 w16cex w16sdtdh wp14">
+<w:numbering xmlns:wpc="http://schemas.microsoft.com/office/word/2010/wordprocessingCanvas" xmlns:cx="http://schemas.microsoft.com/office/drawing/2014/chartex" xmlns:cx1="http://schemas.microsoft.com/office/drawing/2015/9/8/chartex" xmlns:cx2="http://schemas.microsoft.com/office/drawing/2015/10/21/chartex" xmlns:cx3="http://schemas.microsoft.com/office/drawing/2016/5/9/chartex" xmlns:cx4="http://schemas.microsoft.com/office/drawing/2016/5/10/chartex" xmlns:cx5="http://schemas.microsoft.com/office/drawing/2016/5/11/chartex" xmlns:cx6="http://schemas.microsoft.com/office/drawing/2016/5/12/chartex" xmlns:cx7="http://schemas.microsoft.com/office/drawing/2016/5/13/chartex" xmlns:cx8="http://schemas.microsoft.com/office/drawing/2016/5/14/chartex" xmlns:mc="http://schemas.openxmlformats.org/markup-compatibility/2006" xmlns:aink="http://schemas.microsoft.com/office/drawing/2016/ink" xmlns:am3d="http://schemas.microsoft.com/office/drawing/2017/model3d" xmlns:o="urn:schemas-microsoft-com:office:office" xmlns:oel="http://schemas.microsoft.com/office/2019/extlst" xmlns:r="http://schemas.openxmlformats.org/officeDocument/2006/relationships" xmlns:m="http://schemas.openxmlformats.org/officeDocument/2006/math" xmlns:v="urn:schemas-microsoft-com:vml" xmlns:wp14="http://schemas.microsoft.com/office/word/2010/wordprocessingDrawing" xmlns:wp="http://schemas.openxmlformats.org/drawingml/2006/wordprocessingDrawing" xmlns:w10="urn:schemas-microsoft-com:office:word" xmlns:w="http://schemas.openxmlformats.org/wordprocessingml/2006/main" xmlns:w14="http://schemas.microsoft.com/office/word/2010/wordml" xmlns:w15="http://schemas.microsoft.com/office/word/2012/wordml" xmlns:w16cex="http://schemas.microsoft.com/office/word/2018/wordml/cex" xmlns:w16cid="http://schemas.microsoft.com/office/word/2016/wordml/cid" xmlns:w16="http://schemas.microsoft.com/office/word/2018/wordml" xmlns:w16du="http://schemas.microsoft.com/office/word/2023/wordml/word16du" xmlns:w16sdtdh="http://schemas.microsoft.com/office/word/2020/wordml/sdtdatahash" xmlns:w16sdtfl="http://schemas.microsoft.com/office/word/2024/wordml/sdtformatlock" xmlns:w16se="http://schemas.microsoft.com/office/word/2015/wordml/symex" xmlns:wpg="http://schemas.microsoft.com/office/word/2010/wordprocessingGroup" xmlns:wpi="http://schemas.microsoft.com/office/word/2010/wordprocessingInk" xmlns:wne="http://schemas.microsoft.com/office/word/2006/wordml" xmlns:wps="http://schemas.microsoft.com/office/word/2010/wordprocessingShape" mc:Ignorable="w14 w15 w16se w16cid w16 w16cex w16sdtdh w16sdtfl w16du wp14">
   <w:abstractNum w:abstractNumId="0" w15:restartNumberingAfterBreak="0">
     <w:nsid w:val="01B109BD"/>
     <w:multiLevelType w:val="multilevel"/>
@@ -4505,56 +7809,56 @@
       </w:pPr>
     </w:lvl>
   </w:abstractNum>
-  <w:num w:numId="1">
+  <w:num w:numId="1" w16cid:durableId="761729557">
     <w:abstractNumId w:val="3"/>
   </w:num>
-  <w:num w:numId="2">
+  <w:num w:numId="2" w16cid:durableId="79911809">
     <w:abstractNumId w:val="3"/>
   </w:num>
-  <w:num w:numId="3">
+  <w:num w:numId="3" w16cid:durableId="1996227433">
     <w:abstractNumId w:val="3"/>
   </w:num>
-  <w:num w:numId="4">
+  <w:num w:numId="4" w16cid:durableId="510069386">
     <w:abstractNumId w:val="11"/>
   </w:num>
-  <w:num w:numId="5">
+  <w:num w:numId="5" w16cid:durableId="1872181601">
     <w:abstractNumId w:val="2"/>
   </w:num>
-  <w:num w:numId="6">
+  <w:num w:numId="6" w16cid:durableId="1245988146">
     <w:abstractNumId w:val="9"/>
   </w:num>
-  <w:num w:numId="7">
+  <w:num w:numId="7" w16cid:durableId="283344782">
     <w:abstractNumId w:val="8"/>
   </w:num>
-  <w:num w:numId="8">
+  <w:num w:numId="8" w16cid:durableId="778454505">
     <w:abstractNumId w:val="0"/>
   </w:num>
-  <w:num w:numId="9">
+  <w:num w:numId="9" w16cid:durableId="748625010">
     <w:abstractNumId w:val="6"/>
   </w:num>
-  <w:num w:numId="10">
+  <w:num w:numId="10" w16cid:durableId="927344409">
     <w:abstractNumId w:val="12"/>
   </w:num>
-  <w:num w:numId="11">
+  <w:num w:numId="11" w16cid:durableId="815416320">
     <w:abstractNumId w:val="1"/>
   </w:num>
-  <w:num w:numId="12">
+  <w:num w:numId="12" w16cid:durableId="1344893172">
     <w:abstractNumId w:val="5"/>
   </w:num>
-  <w:num w:numId="13">
+  <w:num w:numId="13" w16cid:durableId="865020135">
     <w:abstractNumId w:val="7"/>
   </w:num>
-  <w:num w:numId="14">
+  <w:num w:numId="14" w16cid:durableId="999238202">
     <w:abstractNumId w:val="10"/>
   </w:num>
-  <w:num w:numId="15">
+  <w:num w:numId="15" w16cid:durableId="1537426678">
     <w:abstractNumId w:val="4"/>
   </w:num>
 </w:numbering>
 </file>
 
 <file path=word/styles.xml><?xml version="1.0" encoding="utf-8"?>
-<w:styles xmlns:mc="http://schemas.openxmlformats.org/markup-compatibility/2006" xmlns:r="http://schemas.openxmlformats.org/officeDocument/2006/relationships" xmlns:w="http://schemas.openxmlformats.org/wordprocessingml/2006/main" xmlns:w14="http://schemas.microsoft.com/office/word/2010/wordml" xmlns:w15="http://schemas.microsoft.com/office/word/2012/wordml" xmlns:w16cex="http://schemas.microsoft.com/office/word/2018/wordml/cex" xmlns:w16cid="http://schemas.microsoft.com/office/word/2016/wordml/cid" xmlns:w16="http://schemas.microsoft.com/office/word/2018/wordml" xmlns:w16sdtdh="http://schemas.microsoft.com/office/word/2020/wordml/sdtdatahash" xmlns:w16se="http://schemas.microsoft.com/office/word/2015/wordml/symex" mc:Ignorable="w14 w15 w16se w16cid w16 w16cex w16sdtdh">
+<w:styles xmlns:mc="http://schemas.openxmlformats.org/markup-compatibility/2006" xmlns:r="http://schemas.openxmlformats.org/officeDocument/2006/relationships" xmlns:w="http://schemas.openxmlformats.org/wordprocessingml/2006/main" xmlns:w14="http://schemas.microsoft.com/office/word/2010/wordml" xmlns:w15="http://schemas.microsoft.com/office/word/2012/wordml" xmlns:w16cex="http://schemas.microsoft.com/office/word/2018/wordml/cex" xmlns:w16cid="http://schemas.microsoft.com/office/word/2016/wordml/cid" xmlns:w16="http://schemas.microsoft.com/office/word/2018/wordml" xmlns:w16du="http://schemas.microsoft.com/office/word/2023/wordml/word16du" xmlns:w16sdtdh="http://schemas.microsoft.com/office/word/2020/wordml/sdtdatahash" xmlns:w16sdtfl="http://schemas.microsoft.com/office/word/2024/wordml/sdtformatlock" xmlns:w16se="http://schemas.microsoft.com/office/word/2015/wordml/symex" mc:Ignorable="w14 w15 w16se w16cid w16 w16cex w16sdtdh w16sdtfl w16du">
   <w:docDefaults>
     <w:rPrDefault>
       <w:rPr>
@@ -5462,6 +8766,13 @@
       <w:u w:val="single"/>
     </w:rPr>
   </w:style>
+  <w:style w:type="paragraph" w:styleId="Bibliography">
+    <w:name w:val="Bibliography"/>
+    <w:basedOn w:val="Normal"/>
+    <w:next w:val="Normal"/>
+    <w:uiPriority w:val="37"/>
+    <w:rsid w:val="0071662F"/>
+  </w:style>
 </w:styles>
 </file>
 
@@ -5761,11 +9072,53 @@
 </file>
 
 <file path=customXml/item1.xml><?xml version="1.0" encoding="utf-8"?>
-<b:Sources xmlns:b="http://schemas.openxmlformats.org/officeDocument/2006/bibliography" xmlns="http://schemas.openxmlformats.org/officeDocument/2006/bibliography" SelectedStyle="\APASixthEditionOfficeOnline.xsl" StyleName="APA" Version="6"/>
+<b:Sources xmlns:b="http://schemas.openxmlformats.org/officeDocument/2006/bibliography" xmlns="http://schemas.openxmlformats.org/officeDocument/2006/bibliography" SelectedStyle="\APASixthEditionOfficeOnline.xsl" StyleName="APA" Version="6">
+  <b:Source>
+    <b:Tag>Nas25</b:Tag>
+    <b:SourceType>JournalArticle</b:SourceType>
+    <b:Guid>{5A665AFD-5717-4785-AAC4-0E4F4CD621C2}</b:Guid>
+    <b:Title>Analisis Sistem Penilaian Kinerja Karyawan pada PT X</b:Title>
+    <b:Year>2025</b:Year>
+    <b:Author>
+      <b:Author>
+        <b:NameList>
+          <b:Person>
+            <b:Last>Nasywa Aqila Maheswari</b:Last>
+            <b:First>Christian</b:First>
+            <b:Middle>Wiradendi Wolor, Eka Dewi Utari</b:Middle>
+          </b:Person>
+        </b:NameList>
+      </b:Author>
+    </b:Author>
+    <b:JournalName>JURNAL ILMIAH EKONOMI, MANAJEMEN, BISNIS DAN AKUNTANSI</b:JournalName>
+    <b:Pages>339-346</b:Pages>
+    <b:RefOrder>1</b:RefOrder>
+  </b:Source>
+  <b:Source>
+    <b:Tag>Rah15</b:Tag>
+    <b:SourceType>JournalArticle</b:SourceType>
+    <b:Guid>{7E9B6FA1-79F5-448F-A6D0-4A42D10EBE70}</b:Guid>
+    <b:Author>
+      <b:Author>
+        <b:NameList>
+          <b:Person>
+            <b:Last>Hidayat</b:Last>
+            <b:First>Rahmat</b:First>
+          </b:Person>
+        </b:NameList>
+      </b:Author>
+    </b:Author>
+    <b:Title>Sekolah Tinggi Ilmu Manajemen Sukma</b:Title>
+    <b:JournalName>Performance Appraisal sebagai Alat Pengukuran Kepuasan Kerja Karyawan</b:JournalName>
+    <b:Year>2015</b:Year>
+    <b:Pages>2355-1488</b:Pages>
+    <b:RefOrder>2</b:RefOrder>
+  </b:Source>
+</b:Sources>
 </file>
 
 <file path=customXml/itemProps1.xml><?xml version="1.0" encoding="utf-8"?>
-<ds:datastoreItem xmlns:ds="http://schemas.openxmlformats.org/officeDocument/2006/customXml" ds:itemID="{5B721BAC-9663-4DA1-A44F-FDFF081ADFDA}">
+<ds:datastoreItem xmlns:ds="http://schemas.openxmlformats.org/officeDocument/2006/customXml" ds:itemID="{639B4788-6EE1-4F41-A765-542C021EA927}">
   <ds:schemaRefs>
     <ds:schemaRef ds:uri="http://schemas.openxmlformats.org/officeDocument/2006/bibliography"/>
   </ds:schemaRefs>
